--- a/invitedChapter_AssociativeLearning_10082026.docx
+++ b/invitedChapter_AssociativeLearning_10082026.docx
@@ -295,43 +295,7 @@
           <w:szCs w:val="24"/>
         </w:rPr>
         <w:lastRenderedPageBreak/>
-        <w:t>We have gathered evidence for what I would like to call the “law of uphill analysis and downhill invention.” What I mean is this</w:t>
-      </w:r>
-      <w:proofErr w:type="gramStart"/>
-      <w:r>
-        <w:rPr>
-          <w:rFonts w:ascii="Times New Roman" w:hAnsi="Times New Roman" w:cs="Times New Roman"/>
-          <w:sz w:val="24"/>
-          <w:szCs w:val="24"/>
-        </w:rPr>
-        <w:t>. . . .</w:t>
-      </w:r>
-      <w:proofErr w:type="gramEnd"/>
-      <w:r>
-        <w:rPr>
-          <w:rFonts w:ascii="Times New Roman" w:hAnsi="Times New Roman" w:cs="Times New Roman"/>
-          <w:sz w:val="24"/>
-          <w:szCs w:val="24"/>
-        </w:rPr>
-        <w:t xml:space="preserve"> Analysis is more difficult than invention in the sense in which, generally, induction takes more time to perform than deduction: in induction one has to search for the way, whereas in deduction one follows a straightforward path. (</w:t>
-      </w:r>
-      <w:proofErr w:type="spellStart"/>
-      <w:r>
-        <w:rPr>
-          <w:rFonts w:ascii="Times New Roman" w:hAnsi="Times New Roman" w:cs="Times New Roman"/>
-          <w:sz w:val="24"/>
-          <w:szCs w:val="24"/>
-        </w:rPr>
-        <w:t>Braitenberg</w:t>
-      </w:r>
-      <w:proofErr w:type="spellEnd"/>
-      <w:r>
-        <w:rPr>
-          <w:rFonts w:ascii="Times New Roman" w:hAnsi="Times New Roman" w:cs="Times New Roman"/>
-          <w:sz w:val="24"/>
-          <w:szCs w:val="24"/>
-        </w:rPr>
-        <w:t>, 1984, p. 20)</w:t>
+        <w:t>We have gathered evidence for what I would like to call the “law of uphill analysis and downhill invention.” What I mean is this. . . . Analysis is more difficult than invention in the sense in which, generally, induction takes more time to perform than deduction: in induction one has to search for the way, whereas in deduction one follows a straightforward path. (Braitenberg, 1984, p. 20)</w:t>
       </w:r>
       <w:r>
         <w:rPr>
@@ -425,25 +389,7 @@
           <w:sz w:val="24"/>
           <w:szCs w:val="24"/>
         </w:rPr>
-        <w:t xml:space="preserve">, </w:t>
-      </w:r>
-      <w:proofErr w:type="spellStart"/>
-      <w:r>
-        <w:rPr>
-          <w:rFonts w:ascii="Times New Roman" w:hAnsi="Times New Roman" w:cs="Times New Roman"/>
-          <w:sz w:val="24"/>
-          <w:szCs w:val="24"/>
-        </w:rPr>
-        <w:t>Braitenberg</w:t>
-      </w:r>
-      <w:proofErr w:type="spellEnd"/>
-      <w:r>
-        <w:rPr>
-          <w:rFonts w:ascii="Times New Roman" w:hAnsi="Times New Roman" w:cs="Times New Roman"/>
-          <w:sz w:val="24"/>
-          <w:szCs w:val="24"/>
-        </w:rPr>
-        <w:t xml:space="preserve"> introduces a series of fictional vehicles and describes their behavior. Some of these vehicles come to rest whenever they are near another vehicle. Others accelerate toward vehicles in their vicinity. Others still move in a manner that increases the physical distance between themselves and other vehicles.</w:t>
+        <w:t>, Braitenberg introduces a series of fictional vehicles and describes their behavior. Some of these vehicles come to rest whenever they are near another vehicle. Others accelerate toward vehicles in their vicinity. Others still move in a manner that increases the physical distance between themselves and other vehicles.</w:t>
       </w:r>
       <w:r>
         <w:rPr>
@@ -899,25 +845,7 @@
           <w:sz w:val="24"/>
           <w:szCs w:val="24"/>
         </w:rPr>
-        <w:t xml:space="preserve">of a </w:t>
-      </w:r>
-      <w:proofErr w:type="spellStart"/>
-      <w:r>
-        <w:rPr>
-          <w:rFonts w:ascii="Times New Roman" w:hAnsi="Times New Roman" w:cs="Times New Roman"/>
-          <w:sz w:val="24"/>
-          <w:szCs w:val="24"/>
-        </w:rPr>
-        <w:t>Braitenberg</w:t>
-      </w:r>
-      <w:proofErr w:type="spellEnd"/>
-      <w:r>
-        <w:rPr>
-          <w:rFonts w:ascii="Times New Roman" w:hAnsi="Times New Roman" w:cs="Times New Roman"/>
-          <w:sz w:val="24"/>
-          <w:szCs w:val="24"/>
-        </w:rPr>
-        <w:t xml:space="preserve"> vehicle</w:t>
+        <w:t>of a Braitenberg vehicle</w:t>
       </w:r>
       <w:r>
         <w:rPr>
@@ -1088,25 +1016,7 @@
           <w:sz w:val="24"/>
           <w:szCs w:val="24"/>
         </w:rPr>
-        <w:t xml:space="preserve">Basic architecture of a </w:t>
-      </w:r>
-      <w:proofErr w:type="spellStart"/>
-      <w:r>
-        <w:rPr>
-          <w:rFonts w:ascii="Times New Roman" w:hAnsi="Times New Roman" w:cs="Times New Roman"/>
-          <w:sz w:val="24"/>
-          <w:szCs w:val="24"/>
-        </w:rPr>
-        <w:t>Braitenberg</w:t>
-      </w:r>
-      <w:proofErr w:type="spellEnd"/>
-      <w:r>
-        <w:rPr>
-          <w:rFonts w:ascii="Times New Roman" w:hAnsi="Times New Roman" w:cs="Times New Roman"/>
-          <w:sz w:val="24"/>
-          <w:szCs w:val="24"/>
-        </w:rPr>
-        <w:t xml:space="preserve"> Vehicle</w:t>
+        <w:t>Basic architecture of a Braitenberg Vehicle</w:t>
       </w:r>
     </w:p>
     <w:p>
@@ -1131,7 +1041,7 @@
           <w14:ligatures w14:val="standardContextual"/>
         </w:rPr>
         <w:drawing>
-          <wp:inline distT="0" distB="0" distL="0" distR="0" wp14:anchorId="7FF0EA29" wp14:editId="05EF3DC1">
+          <wp:inline distT="0" distB="0" distL="0" distR="0" wp14:anchorId="7FF0EA29" wp14:editId="293E1A4D">
             <wp:extent cx="4657725" cy="2619970"/>
             <wp:effectExtent l="0" t="0" r="0" b="9525"/>
             <wp:docPr id="1144170308" name="Picture 1"/>
@@ -1300,23 +1210,13 @@
         </w:rPr>
         <w:t xml:space="preserve">, </w:t>
       </w:r>
-      <w:proofErr w:type="spellStart"/>
-      <w:r>
-        <w:rPr>
-          <w:rFonts w:ascii="Times New Roman" w:hAnsi="Times New Roman" w:cs="Times New Roman"/>
-          <w:sz w:val="24"/>
-          <w:szCs w:val="24"/>
-        </w:rPr>
-        <w:t>Braitenberg</w:t>
-      </w:r>
-      <w:proofErr w:type="spellEnd"/>
-      <w:r>
-        <w:rPr>
-          <w:rFonts w:ascii="Times New Roman" w:hAnsi="Times New Roman" w:cs="Times New Roman"/>
-          <w:sz w:val="24"/>
-          <w:szCs w:val="24"/>
-        </w:rPr>
-        <w:t xml:space="preserve"> vehicles</w:t>
+      <w:r>
+        <w:rPr>
+          <w:rFonts w:ascii="Times New Roman" w:hAnsi="Times New Roman" w:cs="Times New Roman"/>
+          <w:sz w:val="24"/>
+          <w:szCs w:val="24"/>
+        </w:rPr>
+        <w:t>Braitenberg vehicles</w:t>
       </w:r>
       <w:r>
         <w:rPr>
@@ -1947,25 +1847,7 @@
           <w:sz w:val="24"/>
           <w:szCs w:val="24"/>
         </w:rPr>
-        <w:t xml:space="preserve"> the behavior of a </w:t>
-      </w:r>
-      <w:proofErr w:type="spellStart"/>
-      <w:r>
-        <w:rPr>
-          <w:rFonts w:ascii="Times New Roman" w:hAnsi="Times New Roman" w:cs="Times New Roman"/>
-          <w:sz w:val="24"/>
-          <w:szCs w:val="24"/>
-        </w:rPr>
-        <w:t>Braitenberg</w:t>
-      </w:r>
-      <w:proofErr w:type="spellEnd"/>
-      <w:r>
-        <w:rPr>
-          <w:rFonts w:ascii="Times New Roman" w:hAnsi="Times New Roman" w:cs="Times New Roman"/>
-          <w:sz w:val="24"/>
-          <w:szCs w:val="24"/>
-        </w:rPr>
-        <w:t xml:space="preserve"> vehicl</w:t>
+        <w:t xml:space="preserve"> the behavior of a Braitenberg vehicl</w:t>
       </w:r>
       <w:r>
         <w:rPr>
@@ -2805,25 +2687,7 @@
           <w:sz w:val="24"/>
           <w:szCs w:val="24"/>
         </w:rPr>
-        <w:t xml:space="preserve">what </w:t>
-      </w:r>
-      <w:proofErr w:type="spellStart"/>
-      <w:r>
-        <w:rPr>
-          <w:rFonts w:ascii="Times New Roman" w:hAnsi="Times New Roman" w:cs="Times New Roman"/>
-          <w:sz w:val="24"/>
-          <w:szCs w:val="24"/>
-        </w:rPr>
-        <w:t>Braitenberg</w:t>
-      </w:r>
-      <w:proofErr w:type="spellEnd"/>
-      <w:r>
-        <w:rPr>
-          <w:rFonts w:ascii="Times New Roman" w:hAnsi="Times New Roman" w:cs="Times New Roman"/>
-          <w:sz w:val="24"/>
-          <w:szCs w:val="24"/>
-        </w:rPr>
-        <w:t xml:space="preserve"> means when </w:t>
+        <w:t xml:space="preserve">what Braitenberg means when </w:t>
       </w:r>
       <w:r>
         <w:rPr>
@@ -4138,43 +4002,7 @@
           <w:sz w:val="24"/>
           <w:szCs w:val="24"/>
         </w:rPr>
-        <w:t xml:space="preserve">), theory of mind (e.g., Perner &amp; Ruffman, 2005), morality (e.g., Benton &amp; Lapan, 2021), causality (e.g., Rakison &amp; </w:t>
-      </w:r>
-      <w:proofErr w:type="spellStart"/>
-      <w:r>
-        <w:rPr>
-          <w:rFonts w:ascii="Times New Roman" w:hAnsi="Times New Roman" w:cs="Times New Roman"/>
-          <w:sz w:val="24"/>
-          <w:szCs w:val="24"/>
-        </w:rPr>
-        <w:t>Lupyan</w:t>
-      </w:r>
-      <w:proofErr w:type="spellEnd"/>
-      <w:r>
-        <w:rPr>
-          <w:rFonts w:ascii="Times New Roman" w:hAnsi="Times New Roman" w:cs="Times New Roman"/>
-          <w:sz w:val="24"/>
-          <w:szCs w:val="24"/>
-        </w:rPr>
-        <w:t xml:space="preserve">, 2008), categorization (e.g., Quinn &amp; </w:t>
-      </w:r>
-      <w:proofErr w:type="spellStart"/>
-      <w:r>
-        <w:rPr>
-          <w:rFonts w:ascii="Times New Roman" w:hAnsi="Times New Roman" w:cs="Times New Roman"/>
-          <w:sz w:val="24"/>
-          <w:szCs w:val="24"/>
-        </w:rPr>
-        <w:t>Eimas</w:t>
-      </w:r>
-      <w:proofErr w:type="spellEnd"/>
-      <w:r>
-        <w:rPr>
-          <w:rFonts w:ascii="Times New Roman" w:hAnsi="Times New Roman" w:cs="Times New Roman"/>
-          <w:sz w:val="24"/>
-          <w:szCs w:val="24"/>
-        </w:rPr>
-        <w:t>, 1997), word learning (e.g., Colunga &amp; Smith, 2005), among others (e.g., Adolph &amp; Joh, 2009; Mermier et al., 2022; Scott &amp; Arcaro, 2023).</w:t>
+        <w:t>), theory of mind (e.g., Perner &amp; Ruffman, 2005), morality (e.g., Benton &amp; Lapan, 2021), causality (e.g., Rakison &amp; Lupyan, 2008), categorization (e.g., Quinn &amp; Eimas, 1997), word learning (e.g., Colunga &amp; Smith, 2005), among others (e.g., Adolph &amp; Joh, 2009; Mermier et al., 2022; Scott &amp; Arcaro, 2023).</w:t>
       </w:r>
     </w:p>
     <w:p>
@@ -4823,43 +4651,7 @@
           <w:sz w:val="24"/>
           <w:szCs w:val="24"/>
         </w:rPr>
-        <w:t xml:space="preserve">Carolyn </w:t>
-      </w:r>
-      <w:proofErr w:type="spellStart"/>
-      <w:r>
-        <w:rPr>
-          <w:rFonts w:ascii="Times New Roman" w:hAnsi="Times New Roman" w:cs="Times New Roman"/>
-          <w:sz w:val="24"/>
-          <w:szCs w:val="24"/>
-        </w:rPr>
-        <w:t>Rovee</w:t>
-      </w:r>
-      <w:proofErr w:type="spellEnd"/>
-      <w:r>
-        <w:rPr>
-          <w:rFonts w:ascii="Times New Roman" w:hAnsi="Times New Roman" w:cs="Times New Roman"/>
-          <w:sz w:val="24"/>
-          <w:szCs w:val="24"/>
-        </w:rPr>
-        <w:t xml:space="preserve">-Collier’s mobile conjugate reinforcement paradigm is a paradigmatic example of operant conditioning (e.g., </w:t>
-      </w:r>
-      <w:proofErr w:type="spellStart"/>
-      <w:r>
-        <w:rPr>
-          <w:rFonts w:ascii="Times New Roman" w:hAnsi="Times New Roman" w:cs="Times New Roman"/>
-          <w:sz w:val="24"/>
-          <w:szCs w:val="24"/>
-        </w:rPr>
-        <w:t>Rovee</w:t>
-      </w:r>
-      <w:proofErr w:type="spellEnd"/>
-      <w:r>
-        <w:rPr>
-          <w:rFonts w:ascii="Times New Roman" w:hAnsi="Times New Roman" w:cs="Times New Roman"/>
-          <w:sz w:val="24"/>
-          <w:szCs w:val="24"/>
-        </w:rPr>
-        <w:t>-Collier, 1999).</w:t>
+        <w:t>Carolyn Rovee-Collier’s mobile conjugate reinforcement paradigm is a paradigmatic example of operant conditioning (e.g., Rovee-Collier, 1999).</w:t>
       </w:r>
       <w:r>
         <w:rPr>
@@ -5191,23 +4983,13 @@
         </w:rPr>
         <w:t xml:space="preserve"> (e.g., Rescorla &amp; Wagner, 1972; </w:t>
       </w:r>
-      <w:proofErr w:type="spellStart"/>
-      <w:r>
-        <w:rPr>
-          <w:rFonts w:ascii="Times New Roman" w:hAnsi="Times New Roman" w:cs="Times New Roman"/>
-          <w:sz w:val="24"/>
-          <w:szCs w:val="24"/>
-        </w:rPr>
-        <w:t>Widrow</w:t>
-      </w:r>
-      <w:proofErr w:type="spellEnd"/>
-      <w:r>
-        <w:rPr>
-          <w:rFonts w:ascii="Times New Roman" w:hAnsi="Times New Roman" w:cs="Times New Roman"/>
-          <w:sz w:val="24"/>
-          <w:szCs w:val="24"/>
-        </w:rPr>
-        <w:t xml:space="preserve"> &amp; Hoff, 1960)—</w:t>
+      <w:r>
+        <w:rPr>
+          <w:rFonts w:ascii="Times New Roman" w:hAnsi="Times New Roman" w:cs="Times New Roman"/>
+          <w:sz w:val="24"/>
+          <w:szCs w:val="24"/>
+        </w:rPr>
+        <w:t>Widrow &amp; Hoff, 1960)—</w:t>
       </w:r>
       <w:r>
         <w:rPr>
@@ -5295,25 +5077,7 @@
           <w:sz w:val="24"/>
           <w:szCs w:val="24"/>
         </w:rPr>
-        <w:t>—such as the Rescorla-Wagner model (e.g., Rescorla &amp; Wagner, 1972) or the Delta rule (</w:t>
-      </w:r>
-      <w:proofErr w:type="spellStart"/>
-      <w:r>
-        <w:rPr>
-          <w:rFonts w:ascii="Times New Roman" w:hAnsi="Times New Roman" w:cs="Times New Roman"/>
-          <w:sz w:val="24"/>
-          <w:szCs w:val="24"/>
-        </w:rPr>
-        <w:t>Widrow</w:t>
-      </w:r>
-      <w:proofErr w:type="spellEnd"/>
-      <w:r>
-        <w:rPr>
-          <w:rFonts w:ascii="Times New Roman" w:hAnsi="Times New Roman" w:cs="Times New Roman"/>
-          <w:sz w:val="24"/>
-          <w:szCs w:val="24"/>
-        </w:rPr>
-        <w:t xml:space="preserve"> &amp; Hoff, 1960—</w:t>
+        <w:t>—such as the Rescorla-Wagner model (e.g., Rescorla &amp; Wagner, 1972) or the Delta rule (Widrow &amp; Hoff, 1960—</w:t>
       </w:r>
       <w:r>
         <w:rPr>
@@ -5583,43 +5347,7 @@
           <w:sz w:val="24"/>
           <w:szCs w:val="24"/>
         </w:rPr>
-        <w:t xml:space="preserve"> (e.g., </w:t>
-      </w:r>
-      <w:proofErr w:type="spellStart"/>
-      <w:r>
-        <w:rPr>
-          <w:rFonts w:ascii="Times New Roman" w:hAnsi="Times New Roman" w:cs="Times New Roman"/>
-          <w:sz w:val="24"/>
-          <w:szCs w:val="24"/>
-        </w:rPr>
-        <w:t>Minksy</w:t>
-      </w:r>
-      <w:proofErr w:type="spellEnd"/>
-      <w:r>
-        <w:rPr>
-          <w:rFonts w:ascii="Times New Roman" w:hAnsi="Times New Roman" w:cs="Times New Roman"/>
-          <w:sz w:val="24"/>
-          <w:szCs w:val="24"/>
-        </w:rPr>
-        <w:t xml:space="preserve"> &amp; </w:t>
-      </w:r>
-      <w:proofErr w:type="spellStart"/>
-      <w:r>
-        <w:rPr>
-          <w:rFonts w:ascii="Times New Roman" w:hAnsi="Times New Roman" w:cs="Times New Roman"/>
-          <w:sz w:val="24"/>
-          <w:szCs w:val="24"/>
-        </w:rPr>
-        <w:t>Papert</w:t>
-      </w:r>
-      <w:proofErr w:type="spellEnd"/>
-      <w:r>
-        <w:rPr>
-          <w:rFonts w:ascii="Times New Roman" w:hAnsi="Times New Roman" w:cs="Times New Roman"/>
-          <w:sz w:val="24"/>
-          <w:szCs w:val="24"/>
-        </w:rPr>
-        <w:t>, 1969)</w:t>
+        <w:t xml:space="preserve"> (e.g., Minksy &amp; Papert, 1969)</w:t>
       </w:r>
       <w:r>
         <w:rPr>
@@ -5675,33 +5403,15 @@
           <w:sz w:val="24"/>
           <w:szCs w:val="24"/>
         </w:rPr>
-        <w:t xml:space="preserve"> </w:t>
-      </w:r>
-      <w:proofErr w:type="gramStart"/>
-      <w:r>
-        <w:rPr>
-          <w:rFonts w:ascii="Times New Roman" w:hAnsi="Times New Roman" w:cs="Times New Roman"/>
-          <w:sz w:val="24"/>
-          <w:szCs w:val="24"/>
-        </w:rPr>
-        <w:t>than</w:t>
-      </w:r>
-      <w:r>
-        <w:rPr>
-          <w:rFonts w:ascii="Times New Roman" w:hAnsi="Times New Roman" w:cs="Times New Roman"/>
-          <w:sz w:val="24"/>
-          <w:szCs w:val="24"/>
-        </w:rPr>
-        <w:t xml:space="preserve"> what</w:t>
-      </w:r>
-      <w:proofErr w:type="gramEnd"/>
-      <w:r>
-        <w:rPr>
-          <w:rFonts w:ascii="Times New Roman" w:hAnsi="Times New Roman" w:cs="Times New Roman"/>
-          <w:sz w:val="24"/>
-          <w:szCs w:val="24"/>
-        </w:rPr>
-        <w:t xml:space="preserve"> it requires </w:t>
+        <w:t xml:space="preserve"> than</w:t>
+      </w:r>
+      <w:r>
+        <w:rPr>
+          <w:rFonts w:ascii="Times New Roman" w:hAnsi="Times New Roman" w:cs="Times New Roman"/>
+          <w:sz w:val="24"/>
+          <w:szCs w:val="24"/>
+        </w:rPr>
+        <w:t xml:space="preserve"> what it requires </w:t>
       </w:r>
       <w:r>
         <w:rPr>
@@ -5877,25 +5587,7 @@
           <w:sz w:val="24"/>
           <w:szCs w:val="24"/>
         </w:rPr>
-        <w:t xml:space="preserve">—called backpropagation (e.g., Rumelhart et al., 1986; </w:t>
-      </w:r>
-      <w:proofErr w:type="spellStart"/>
-      <w:r>
-        <w:rPr>
-          <w:rFonts w:ascii="Times New Roman" w:hAnsi="Times New Roman" w:cs="Times New Roman"/>
-          <w:sz w:val="24"/>
-          <w:szCs w:val="24"/>
-        </w:rPr>
-        <w:t>Werbos</w:t>
-      </w:r>
-      <w:proofErr w:type="spellEnd"/>
-      <w:r>
-        <w:rPr>
-          <w:rFonts w:ascii="Times New Roman" w:hAnsi="Times New Roman" w:cs="Times New Roman"/>
-          <w:sz w:val="24"/>
-          <w:szCs w:val="24"/>
-        </w:rPr>
-        <w:t>, 1974)—</w:t>
+        <w:t>—called backpropagation (e.g., Rumelhart et al., 1986; Werbos, 1974)—</w:t>
       </w:r>
       <w:r>
         <w:rPr>
@@ -6462,25 +6154,7 @@
           <w:sz w:val="24"/>
           <w:szCs w:val="24"/>
         </w:rPr>
-        <w:t xml:space="preserve">(e.g., </w:t>
-      </w:r>
-      <w:proofErr w:type="spellStart"/>
-      <w:r>
-        <w:rPr>
-          <w:rFonts w:ascii="Times New Roman" w:hAnsi="Times New Roman" w:cs="Times New Roman"/>
-          <w:sz w:val="24"/>
-          <w:szCs w:val="24"/>
-        </w:rPr>
-        <w:t>Spelke</w:t>
-      </w:r>
-      <w:proofErr w:type="spellEnd"/>
-      <w:r>
-        <w:rPr>
-          <w:rFonts w:ascii="Times New Roman" w:hAnsi="Times New Roman" w:cs="Times New Roman"/>
-          <w:sz w:val="24"/>
-          <w:szCs w:val="24"/>
-        </w:rPr>
-        <w:t>, 2022; see</w:t>
+        <w:t>(e.g., Spelke, 2022; see</w:t>
       </w:r>
       <w:r>
         <w:rPr>
@@ -6822,25 +6496,7 @@
           <w:sz w:val="24"/>
           <w:szCs w:val="24"/>
         </w:rPr>
-        <w:t xml:space="preserve">Initial support for this theory was obtained by </w:t>
-      </w:r>
-      <w:proofErr w:type="spellStart"/>
-      <w:r>
-        <w:rPr>
-          <w:rFonts w:ascii="Times New Roman" w:hAnsi="Times New Roman" w:cs="Times New Roman"/>
-          <w:sz w:val="24"/>
-          <w:szCs w:val="24"/>
-        </w:rPr>
-        <w:t>Spelke</w:t>
-      </w:r>
-      <w:proofErr w:type="spellEnd"/>
-      <w:r>
-        <w:rPr>
-          <w:rFonts w:ascii="Times New Roman" w:hAnsi="Times New Roman" w:cs="Times New Roman"/>
-          <w:sz w:val="24"/>
-          <w:szCs w:val="24"/>
-        </w:rPr>
-        <w:t xml:space="preserve"> et al. (1995; see also Woodward et al., 1993</w:t>
+        <w:t>Initial support for this theory was obtained by Spelke et al. (1995; see also Woodward et al., 1993</w:t>
       </w:r>
       <w:r>
         <w:rPr>
@@ -6984,18 +6640,8 @@
           <w:sz w:val="24"/>
           <w:szCs w:val="24"/>
         </w:rPr>
-        <w:t xml:space="preserve"> Infants were shown this event until they </w:t>
-      </w:r>
-      <w:proofErr w:type="gramStart"/>
-      <w:r>
-        <w:rPr>
-          <w:rFonts w:ascii="Times New Roman" w:hAnsi="Times New Roman" w:cs="Times New Roman"/>
-          <w:sz w:val="24"/>
-          <w:szCs w:val="24"/>
-        </w:rPr>
-        <w:t>habituated</w:t>
-      </w:r>
-      <w:proofErr w:type="gramEnd"/>
+        <w:t xml:space="preserve"> Infants were shown this event until they habituated</w:t>
+      </w:r>
       <w:r>
         <w:rPr>
           <w:rFonts w:ascii="Times New Roman" w:hAnsi="Times New Roman" w:cs="Times New Roman"/>
@@ -7179,23 +6825,13 @@
         </w:rPr>
         <w:tab/>
       </w:r>
-      <w:proofErr w:type="spellStart"/>
-      <w:r>
-        <w:rPr>
-          <w:rFonts w:ascii="Times New Roman" w:hAnsi="Times New Roman" w:cs="Times New Roman"/>
-          <w:sz w:val="24"/>
-          <w:szCs w:val="24"/>
-        </w:rPr>
-        <w:t>Spelke</w:t>
-      </w:r>
-      <w:proofErr w:type="spellEnd"/>
-      <w:r>
-        <w:rPr>
-          <w:rFonts w:ascii="Times New Roman" w:hAnsi="Times New Roman" w:cs="Times New Roman"/>
-          <w:sz w:val="24"/>
-          <w:szCs w:val="24"/>
-        </w:rPr>
-        <w:t xml:space="preserve"> et al. (2007) reasoned that if </w:t>
+      <w:r>
+        <w:rPr>
+          <w:rFonts w:ascii="Times New Roman" w:hAnsi="Times New Roman" w:cs="Times New Roman"/>
+          <w:sz w:val="24"/>
+          <w:szCs w:val="24"/>
+        </w:rPr>
+        <w:t xml:space="preserve">Spelke et al. (2007) reasoned that if </w:t>
       </w:r>
       <w:r>
         <w:rPr>
@@ -7403,25 +7039,7 @@
           <w:sz w:val="24"/>
           <w:szCs w:val="24"/>
         </w:rPr>
-        <w:t xml:space="preserve">This should manifest as </w:t>
-      </w:r>
-      <w:proofErr w:type="gramStart"/>
-      <w:r>
-        <w:rPr>
-          <w:rFonts w:ascii="Times New Roman" w:hAnsi="Times New Roman" w:cs="Times New Roman"/>
-          <w:sz w:val="24"/>
-          <w:szCs w:val="24"/>
-        </w:rPr>
-        <w:t>longer</w:t>
-      </w:r>
-      <w:proofErr w:type="gramEnd"/>
-      <w:r>
-        <w:rPr>
-          <w:rFonts w:ascii="Times New Roman" w:hAnsi="Times New Roman" w:cs="Times New Roman"/>
-          <w:sz w:val="24"/>
-          <w:szCs w:val="24"/>
-        </w:rPr>
-        <w:t xml:space="preserve"> looking at the No Contact test event than at the Contact test event. </w:t>
+        <w:t xml:space="preserve">This should manifest as longer looking at the No Contact test event than at the Contact test event. </w:t>
       </w:r>
       <w:r>
         <w:rPr>
@@ -7485,25 +7103,7 @@
           <w:sz w:val="24"/>
           <w:szCs w:val="24"/>
         </w:rPr>
-        <w:t xml:space="preserve">This should </w:t>
-      </w:r>
-      <w:proofErr w:type="gramStart"/>
-      <w:r>
-        <w:rPr>
-          <w:rFonts w:ascii="Times New Roman" w:hAnsi="Times New Roman" w:cs="Times New Roman"/>
-          <w:sz w:val="24"/>
-          <w:szCs w:val="24"/>
-        </w:rPr>
-        <w:t>manifest</w:t>
-      </w:r>
-      <w:proofErr w:type="gramEnd"/>
-      <w:r>
-        <w:rPr>
-          <w:rFonts w:ascii="Times New Roman" w:hAnsi="Times New Roman" w:cs="Times New Roman"/>
-          <w:sz w:val="24"/>
-          <w:szCs w:val="24"/>
-        </w:rPr>
-        <w:t xml:space="preserve"> </w:t>
+        <w:t xml:space="preserve">This should manifest </w:t>
       </w:r>
       <w:r>
         <w:rPr>
@@ -7544,23 +7144,13 @@
         <w:tab/>
         <w:t xml:space="preserve">This is precisely what </w:t>
       </w:r>
-      <w:proofErr w:type="spellStart"/>
-      <w:r>
-        <w:rPr>
-          <w:rFonts w:ascii="Times New Roman" w:hAnsi="Times New Roman" w:cs="Times New Roman"/>
-          <w:sz w:val="24"/>
-          <w:szCs w:val="24"/>
-        </w:rPr>
-        <w:t>Spelke</w:t>
-      </w:r>
-      <w:proofErr w:type="spellEnd"/>
-      <w:r>
-        <w:rPr>
-          <w:rFonts w:ascii="Times New Roman" w:hAnsi="Times New Roman" w:cs="Times New Roman"/>
-          <w:sz w:val="24"/>
-          <w:szCs w:val="24"/>
-        </w:rPr>
-        <w:t xml:space="preserve"> et al. (1995) found</w:t>
+      <w:r>
+        <w:rPr>
+          <w:rFonts w:ascii="Times New Roman" w:hAnsi="Times New Roman" w:cs="Times New Roman"/>
+          <w:sz w:val="24"/>
+          <w:szCs w:val="24"/>
+        </w:rPr>
+        <w:t>Spelke et al. (1995) found</w:t>
       </w:r>
       <w:r>
         <w:rPr>
@@ -7728,25 +7318,7 @@
           <w:sz w:val="24"/>
           <w:szCs w:val="24"/>
         </w:rPr>
-        <w:t xml:space="preserve"> (e.g., Markson &amp; </w:t>
-      </w:r>
-      <w:proofErr w:type="spellStart"/>
-      <w:r>
-        <w:rPr>
-          <w:rFonts w:ascii="Times New Roman" w:hAnsi="Times New Roman" w:cs="Times New Roman"/>
-          <w:sz w:val="24"/>
-          <w:szCs w:val="24"/>
-        </w:rPr>
-        <w:t>Spelke</w:t>
-      </w:r>
-      <w:proofErr w:type="spellEnd"/>
-      <w:r>
-        <w:rPr>
-          <w:rFonts w:ascii="Times New Roman" w:hAnsi="Times New Roman" w:cs="Times New Roman"/>
-          <w:sz w:val="24"/>
-          <w:szCs w:val="24"/>
-        </w:rPr>
-        <w:t>, 2006; Saxe et al., 2005; Saxe et al., 2007)</w:t>
+        <w:t xml:space="preserve"> (e.g., Markson &amp; Spelke, 2006; Saxe et al., 2005; Saxe et al., 2007)</w:t>
       </w:r>
       <w:r>
         <w:rPr>
@@ -7927,27 +7499,7 @@
           <w:sz w:val="24"/>
           <w:szCs w:val="24"/>
         </w:rPr>
-        <w:t xml:space="preserve">Associative learning </w:t>
-      </w:r>
-      <w:proofErr w:type="gramStart"/>
-      <w:r>
-        <w:rPr>
-          <w:rFonts w:ascii="Times New Roman" w:hAnsi="Times New Roman" w:cs="Times New Roman"/>
-          <w:color w:val="000000" w:themeColor="text1"/>
-          <w:sz w:val="24"/>
-          <w:szCs w:val="24"/>
-        </w:rPr>
-        <w:t>account</w:t>
-      </w:r>
-      <w:proofErr w:type="gramEnd"/>
-      <w:r>
-        <w:rPr>
-          <w:rFonts w:ascii="Times New Roman" w:hAnsi="Times New Roman" w:cs="Times New Roman"/>
-          <w:color w:val="000000" w:themeColor="text1"/>
-          <w:sz w:val="24"/>
-          <w:szCs w:val="24"/>
-        </w:rPr>
-        <w:t xml:space="preserve"> of infants’ developing knowledge of people and object causal action.</w:t>
+        <w:t>Associative learning account of infants’ developing knowledge of people and object causal action.</w:t>
       </w:r>
       <w:r>
         <w:rPr>
@@ -8355,61 +7907,7 @@
           <w:sz w:val="24"/>
           <w:szCs w:val="24"/>
         </w:rPr>
-        <w:t xml:space="preserve">(e.g., Slater, 1989; </w:t>
-      </w:r>
-      <w:proofErr w:type="spellStart"/>
-      <w:r>
-        <w:rPr>
-          <w:rFonts w:ascii="Times New Roman" w:hAnsi="Times New Roman" w:cs="Times New Roman"/>
-          <w:sz w:val="24"/>
-          <w:szCs w:val="24"/>
-        </w:rPr>
-        <w:t>Vallortigara</w:t>
-      </w:r>
-      <w:proofErr w:type="spellEnd"/>
-      <w:r>
-        <w:rPr>
-          <w:rFonts w:ascii="Times New Roman" w:hAnsi="Times New Roman" w:cs="Times New Roman"/>
-          <w:sz w:val="24"/>
-          <w:szCs w:val="24"/>
-        </w:rPr>
-        <w:t xml:space="preserve">, </w:t>
-      </w:r>
-      <w:proofErr w:type="spellStart"/>
-      <w:r>
-        <w:rPr>
-          <w:rFonts w:ascii="Times New Roman" w:hAnsi="Times New Roman" w:cs="Times New Roman"/>
-          <w:sz w:val="24"/>
-          <w:szCs w:val="24"/>
-        </w:rPr>
-        <w:t>Regolin</w:t>
-      </w:r>
-      <w:proofErr w:type="spellEnd"/>
-      <w:r>
-        <w:rPr>
-          <w:rFonts w:ascii="Times New Roman" w:hAnsi="Times New Roman" w:cs="Times New Roman"/>
-          <w:sz w:val="24"/>
-          <w:szCs w:val="24"/>
-        </w:rPr>
-        <w:t xml:space="preserve">, &amp; </w:t>
-      </w:r>
-      <w:proofErr w:type="spellStart"/>
-      <w:r>
-        <w:rPr>
-          <w:rFonts w:ascii="Times New Roman" w:hAnsi="Times New Roman" w:cs="Times New Roman"/>
-          <w:sz w:val="24"/>
-          <w:szCs w:val="24"/>
-        </w:rPr>
-        <w:t>Marconato</w:t>
-      </w:r>
-      <w:proofErr w:type="spellEnd"/>
-      <w:r>
-        <w:rPr>
-          <w:rFonts w:ascii="Times New Roman" w:hAnsi="Times New Roman" w:cs="Times New Roman"/>
-          <w:sz w:val="24"/>
-          <w:szCs w:val="24"/>
-        </w:rPr>
-        <w:t>, 2005)</w:t>
+        <w:t>(e.g., Slater, 1989; Vallortigara, Regolin, &amp; Marconato, 2005)</w:t>
       </w:r>
       <w:r>
         <w:rPr>
@@ -8864,25 +8362,7 @@
           <w:sz w:val="24"/>
           <w:szCs w:val="24"/>
         </w:rPr>
-        <w:t xml:space="preserve">, once they have </w:t>
-      </w:r>
-      <w:proofErr w:type="gramStart"/>
-      <w:r>
-        <w:rPr>
-          <w:rFonts w:ascii="Times New Roman" w:hAnsi="Times New Roman" w:cs="Times New Roman"/>
-          <w:sz w:val="24"/>
-          <w:szCs w:val="24"/>
-        </w:rPr>
-        <w:t>oriented</w:t>
-      </w:r>
-      <w:proofErr w:type="gramEnd"/>
-      <w:r>
-        <w:rPr>
-          <w:rFonts w:ascii="Times New Roman" w:hAnsi="Times New Roman" w:cs="Times New Roman"/>
-          <w:sz w:val="24"/>
-          <w:szCs w:val="24"/>
-        </w:rPr>
-        <w:t xml:space="preserve"> to them</w:t>
+        <w:t>, once they have oriented to them</w:t>
       </w:r>
       <w:r>
         <w:rPr>
@@ -9074,31 +8554,7 @@
           <w:sz w:val="24"/>
           <w:szCs w:val="24"/>
         </w:rPr>
-        <w:t xml:space="preserve">; </w:t>
-      </w:r>
-      <w:r>
-        <w:rPr>
-          <w:rFonts w:ascii="Times New Roman" w:hAnsi="Times New Roman" w:cs="Times New Roman"/>
-          <w:sz w:val="24"/>
-          <w:szCs w:val="24"/>
-        </w:rPr>
-        <w:t xml:space="preserve">T1 on the </w:t>
-      </w:r>
-      <w:r>
-        <w:rPr>
-          <w:rFonts w:ascii="Times New Roman" w:hAnsi="Times New Roman" w:cs="Times New Roman"/>
-          <w:sz w:val="24"/>
-          <w:szCs w:val="24"/>
-        </w:rPr>
-        <w:t>right</w:t>
-      </w:r>
-      <w:r>
-        <w:rPr>
-          <w:rFonts w:ascii="Times New Roman" w:hAnsi="Times New Roman" w:cs="Times New Roman"/>
-          <w:sz w:val="24"/>
-          <w:szCs w:val="24"/>
-        </w:rPr>
-        <w:t xml:space="preserve"> side of Figure 2B)</w:t>
+        <w:t>; T1 on the right side of Figure 2B)</w:t>
       </w:r>
       <w:r>
         <w:rPr>
@@ -9463,25 +8919,7 @@
           <w:sz w:val="24"/>
           <w:szCs w:val="24"/>
         </w:rPr>
-        <w:t xml:space="preserve"> in the Inanimate Object condition in </w:t>
-      </w:r>
-      <w:proofErr w:type="spellStart"/>
-      <w:r>
-        <w:rPr>
-          <w:rFonts w:ascii="Times New Roman" w:hAnsi="Times New Roman" w:cs="Times New Roman"/>
-          <w:sz w:val="24"/>
-          <w:szCs w:val="24"/>
-        </w:rPr>
-        <w:t>Spelke</w:t>
-      </w:r>
-      <w:proofErr w:type="spellEnd"/>
-      <w:r>
-        <w:rPr>
-          <w:rFonts w:ascii="Times New Roman" w:hAnsi="Times New Roman" w:cs="Times New Roman"/>
-          <w:sz w:val="24"/>
-          <w:szCs w:val="24"/>
-        </w:rPr>
-        <w:t xml:space="preserve"> et al. (1995)</w:t>
+        <w:t xml:space="preserve"> in the Inanimate Object condition in Spelke et al. (1995)</w:t>
       </w:r>
       <w:r>
         <w:rPr>
@@ -9607,25 +9045,7 @@
           <w:sz w:val="24"/>
           <w:szCs w:val="24"/>
         </w:rPr>
-        <w:t xml:space="preserve">the pattern of looking among infants in </w:t>
-      </w:r>
-      <w:proofErr w:type="spellStart"/>
-      <w:r>
-        <w:rPr>
-          <w:rFonts w:ascii="Times New Roman" w:hAnsi="Times New Roman" w:cs="Times New Roman"/>
-          <w:sz w:val="24"/>
-          <w:szCs w:val="24"/>
-        </w:rPr>
-        <w:t>Spelke</w:t>
-      </w:r>
-      <w:proofErr w:type="spellEnd"/>
-      <w:r>
-        <w:rPr>
-          <w:rFonts w:ascii="Times New Roman" w:hAnsi="Times New Roman" w:cs="Times New Roman"/>
-          <w:sz w:val="24"/>
-          <w:szCs w:val="24"/>
-        </w:rPr>
-        <w:t xml:space="preserve"> et al. (1995)</w:t>
+        <w:t>the pattern of looking among infants in Spelke et al. (1995)</w:t>
       </w:r>
       <w:r>
         <w:rPr>
@@ -9960,25 +9380,7 @@
           <w:sz w:val="24"/>
           <w:szCs w:val="24"/>
         </w:rPr>
-        <w:t xml:space="preserve">Rakison &amp; </w:t>
-      </w:r>
-      <w:proofErr w:type="spellStart"/>
-      <w:r>
-        <w:rPr>
-          <w:rFonts w:ascii="Times New Roman" w:hAnsi="Times New Roman" w:cs="Times New Roman"/>
-          <w:sz w:val="24"/>
-          <w:szCs w:val="24"/>
-        </w:rPr>
-        <w:t>Lupyan</w:t>
-      </w:r>
-      <w:proofErr w:type="spellEnd"/>
-      <w:r>
-        <w:rPr>
-          <w:rFonts w:ascii="Times New Roman" w:hAnsi="Times New Roman" w:cs="Times New Roman"/>
-          <w:sz w:val="24"/>
-          <w:szCs w:val="24"/>
-        </w:rPr>
-        <w:t>, 2008)</w:t>
+        <w:t>Rakison &amp; Lupyan, 2008)</w:t>
       </w:r>
       <w:r>
         <w:rPr>
@@ -10153,13 +9555,6 @@
           <w:szCs w:val="24"/>
         </w:rPr>
         <w:tab/>
-      </w:r>
-      <w:r>
-        <w:rPr>
-          <w:rFonts w:ascii="Times New Roman" w:hAnsi="Times New Roman" w:cs="Times New Roman"/>
-          <w:sz w:val="24"/>
-          <w:szCs w:val="24"/>
-        </w:rPr>
         <w:t>Third, connectionist models are fundamentally associative-learning devices. Given that the current account assumes that associative learning underlies infants’ putative causal knowledge about people and objects, it is essential that the model used to simulate the basis of that knowledge instantiate the same learning mechanism. Fourth</w:t>
       </w:r>
       <w:r>
@@ -10551,50 +9946,8 @@
           <w:sz w:val="24"/>
           <w:szCs w:val="24"/>
         </w:rPr>
-        <w:t>—</w:t>
-      </w:r>
-      <w:r>
-        <w:rPr>
-          <w:rFonts w:ascii="Times New Roman" w:hAnsi="Times New Roman" w:cs="Times New Roman"/>
-          <w:sz w:val="24"/>
-          <w:szCs w:val="24"/>
-        </w:rPr>
-        <w:t xml:space="preserve">during a phase </w:t>
-      </w:r>
-      <w:r>
-        <w:rPr>
-          <w:rFonts w:ascii="Times New Roman" w:hAnsi="Times New Roman" w:cs="Times New Roman"/>
-          <w:sz w:val="24"/>
-          <w:szCs w:val="24"/>
-        </w:rPr>
-        <w:t>that</w:t>
-      </w:r>
-      <w:r>
-        <w:rPr>
-          <w:rFonts w:ascii="Times New Roman" w:hAnsi="Times New Roman" w:cs="Times New Roman"/>
-          <w:sz w:val="24"/>
-          <w:szCs w:val="24"/>
-        </w:rPr>
-        <w:t xml:space="preserve"> approximate</w:t>
-      </w:r>
-      <w:r>
-        <w:rPr>
-          <w:rFonts w:ascii="Times New Roman" w:hAnsi="Times New Roman" w:cs="Times New Roman"/>
-          <w:sz w:val="24"/>
-          <w:szCs w:val="24"/>
-        </w:rPr>
-        <w:t xml:space="preserve">d </w:t>
-      </w:r>
-      <w:proofErr w:type="gramStart"/>
-      <w:r>
-        <w:rPr>
-          <w:rFonts w:ascii="Times New Roman" w:hAnsi="Times New Roman" w:cs="Times New Roman"/>
-          <w:sz w:val="24"/>
-          <w:szCs w:val="24"/>
-        </w:rPr>
-        <w:t>infants’</w:t>
-      </w:r>
-      <w:proofErr w:type="gramEnd"/>
+        <w:t>—during a phase that approximated infants’</w:t>
+      </w:r>
       <w:r>
         <w:rPr>
           <w:rFonts w:ascii="Times New Roman" w:hAnsi="Times New Roman" w:cs="Times New Roman"/>
@@ -10903,25 +10256,7 @@
           <w:sz w:val="24"/>
           <w:szCs w:val="24"/>
         </w:rPr>
-        <w:t xml:space="preserve">Networks—like the infants in </w:t>
-      </w:r>
-      <w:proofErr w:type="spellStart"/>
-      <w:r>
-        <w:rPr>
-          <w:rFonts w:ascii="Times New Roman" w:hAnsi="Times New Roman" w:cs="Times New Roman"/>
-          <w:sz w:val="24"/>
-          <w:szCs w:val="24"/>
-        </w:rPr>
-        <w:t>Spelke</w:t>
-      </w:r>
-      <w:proofErr w:type="spellEnd"/>
-      <w:r>
-        <w:rPr>
-          <w:rFonts w:ascii="Times New Roman" w:hAnsi="Times New Roman" w:cs="Times New Roman"/>
-          <w:sz w:val="24"/>
-          <w:szCs w:val="24"/>
-        </w:rPr>
-        <w:t xml:space="preserve"> et al. (1995)—</w:t>
+        <w:t>Networks—like the infants in Spelke et al. (1995)—</w:t>
       </w:r>
       <w:r>
         <w:rPr>
@@ -10984,25 +10319,7 @@
           <w:szCs w:val="24"/>
         </w:rPr>
         <w:tab/>
-        <w:t xml:space="preserve">To evaluate the network’s ability to reproduce the pattern of looking observed in </w:t>
-      </w:r>
-      <w:proofErr w:type="spellStart"/>
-      <w:r>
-        <w:rPr>
-          <w:rFonts w:ascii="Times New Roman" w:hAnsi="Times New Roman" w:cs="Times New Roman"/>
-          <w:sz w:val="24"/>
-          <w:szCs w:val="24"/>
-        </w:rPr>
-        <w:t>Spelke</w:t>
-      </w:r>
-      <w:proofErr w:type="spellEnd"/>
-      <w:r>
-        <w:rPr>
-          <w:rFonts w:ascii="Times New Roman" w:hAnsi="Times New Roman" w:cs="Times New Roman"/>
-          <w:sz w:val="24"/>
-          <w:szCs w:val="24"/>
-        </w:rPr>
-        <w:t xml:space="preserve"> et al. (1995), all networks </w:t>
+        <w:t xml:space="preserve">To evaluate the network’s ability to reproduce the pattern of looking observed in Spelke et al. (1995), all networks </w:t>
       </w:r>
       <w:r>
         <w:rPr>
@@ -11178,15 +10495,7 @@
           <w:sz w:val="24"/>
           <w:szCs w:val="24"/>
         </w:rPr>
-        <w:t xml:space="preserve"> developmental models like this one (e</w:t>
-      </w:r>
-      <w:r>
-        <w:rPr>
-          <w:rFonts w:ascii="Times New Roman" w:hAnsi="Times New Roman" w:cs="Times New Roman"/>
-          <w:sz w:val="24"/>
-          <w:szCs w:val="24"/>
-        </w:rPr>
-        <w:t>.g., Benton &amp; Hoch, 2026; Benton &amp; Lapan, 2021; Mareschal et al., 2000)</w:t>
+        <w:t xml:space="preserve"> developmental models like this one (e.g., Benton &amp; Hoch, 2026; Benton &amp; Lapan, 2021; Mareschal et al., 2000)</w:t>
       </w:r>
       <w:r>
         <w:rPr>
@@ -11250,25 +10559,7 @@
           <w:sz w:val="24"/>
           <w:szCs w:val="24"/>
         </w:rPr>
-        <w:t xml:space="preserve">only </w:t>
-      </w:r>
-      <w:proofErr w:type="gramStart"/>
-      <w:r>
-        <w:rPr>
-          <w:rFonts w:ascii="Times New Roman" w:hAnsi="Times New Roman" w:cs="Times New Roman"/>
-          <w:sz w:val="24"/>
-          <w:szCs w:val="24"/>
-        </w:rPr>
-        <w:t>move</w:t>
-      </w:r>
-      <w:proofErr w:type="gramEnd"/>
-      <w:r>
-        <w:rPr>
-          <w:rFonts w:ascii="Times New Roman" w:hAnsi="Times New Roman" w:cs="Times New Roman"/>
-          <w:sz w:val="24"/>
-          <w:szCs w:val="24"/>
-        </w:rPr>
-        <w:t xml:space="preserve"> following contact from other objects for networks to show this pattern of results.</w:t>
+        <w:t>only move following contact from other objects for networks to show this pattern of results.</w:t>
       </w:r>
       <w:r>
         <w:rPr>
@@ -11309,69 +10600,15 @@
           <w:szCs w:val="24"/>
         </w:rPr>
         <w:lastRenderedPageBreak/>
-        <w:t xml:space="preserve">the causal behaviors of people and objects that </w:t>
-      </w:r>
-      <w:proofErr w:type="gramStart"/>
-      <w:r>
-        <w:rPr>
-          <w:rFonts w:ascii="Times New Roman" w:hAnsi="Times New Roman" w:cs="Times New Roman"/>
-          <w:sz w:val="24"/>
-          <w:szCs w:val="24"/>
-        </w:rPr>
-        <w:t>is</w:t>
-      </w:r>
-      <w:proofErr w:type="gramEnd"/>
-      <w:r>
-        <w:rPr>
-          <w:rFonts w:ascii="Times New Roman" w:hAnsi="Times New Roman" w:cs="Times New Roman"/>
-          <w:sz w:val="24"/>
-          <w:szCs w:val="24"/>
-        </w:rPr>
-        <w:t xml:space="preserve"> grounded in core knowledge systems is not necessary to explain </w:t>
-      </w:r>
-      <w:proofErr w:type="spellStart"/>
-      <w:r>
-        <w:rPr>
-          <w:rFonts w:ascii="Times New Roman" w:hAnsi="Times New Roman" w:cs="Times New Roman"/>
-          <w:sz w:val="24"/>
-          <w:szCs w:val="24"/>
-        </w:rPr>
-        <w:t>Spelke</w:t>
-      </w:r>
-      <w:proofErr w:type="spellEnd"/>
-      <w:r>
-        <w:rPr>
-          <w:rFonts w:ascii="Times New Roman" w:hAnsi="Times New Roman" w:cs="Times New Roman"/>
-          <w:sz w:val="24"/>
-          <w:szCs w:val="24"/>
-        </w:rPr>
-        <w:t xml:space="preserve"> et al.’s (1995) findings; associative learning is clearly sufficient. Second, they suggest that </w:t>
-      </w:r>
-      <w:r>
-        <w:rPr>
-          <w:rFonts w:ascii="Times New Roman" w:hAnsi="Times New Roman" w:cs="Times New Roman"/>
-          <w:sz w:val="24"/>
-          <w:szCs w:val="24"/>
-        </w:rPr>
-        <w:t xml:space="preserve">infants’ looking behaviors in </w:t>
-      </w:r>
-      <w:proofErr w:type="spellStart"/>
-      <w:r>
-        <w:rPr>
-          <w:rFonts w:ascii="Times New Roman" w:hAnsi="Times New Roman" w:cs="Times New Roman"/>
-          <w:sz w:val="24"/>
-          <w:szCs w:val="24"/>
-        </w:rPr>
-        <w:t>Spelke</w:t>
-      </w:r>
-      <w:proofErr w:type="spellEnd"/>
-      <w:r>
-        <w:rPr>
-          <w:rFonts w:ascii="Times New Roman" w:hAnsi="Times New Roman" w:cs="Times New Roman"/>
-          <w:sz w:val="24"/>
-          <w:szCs w:val="24"/>
-        </w:rPr>
-        <w:t xml:space="preserve"> et al. (1995) may be the end product of a developmental progression. In other words, these results suggest that it is only with sufficient experience </w:t>
+        <w:t xml:space="preserve">the causal behaviors of people and objects that is grounded in core knowledge systems is not necessary to explain Spelke et al.’s (1995) findings; associative learning is clearly sufficient. Second, they suggest that </w:t>
+      </w:r>
+      <w:r>
+        <w:rPr>
+          <w:rFonts w:ascii="Times New Roman" w:hAnsi="Times New Roman" w:cs="Times New Roman"/>
+          <w:sz w:val="24"/>
+          <w:szCs w:val="24"/>
+        </w:rPr>
+        <w:t xml:space="preserve">infants’ looking behaviors in Spelke et al. (1995) may be the end product of a developmental progression. In other words, these results suggest that it is only with sufficient experience </w:t>
       </w:r>
       <w:r>
         <w:rPr>
@@ -11442,25 +10679,7 @@
           <w:sz w:val="24"/>
           <w:szCs w:val="24"/>
         </w:rPr>
-        <w:t xml:space="preserve"> the model might have succeeded in reproducing </w:t>
-      </w:r>
-      <w:proofErr w:type="spellStart"/>
-      <w:r>
-        <w:rPr>
-          <w:rFonts w:ascii="Times New Roman" w:hAnsi="Times New Roman" w:cs="Times New Roman"/>
-          <w:sz w:val="24"/>
-          <w:szCs w:val="24"/>
-        </w:rPr>
-        <w:t>Spelke</w:t>
-      </w:r>
-      <w:proofErr w:type="spellEnd"/>
-      <w:r>
-        <w:rPr>
-          <w:rFonts w:ascii="Times New Roman" w:hAnsi="Times New Roman" w:cs="Times New Roman"/>
-          <w:sz w:val="24"/>
-          <w:szCs w:val="24"/>
-        </w:rPr>
-        <w:t xml:space="preserve"> et al.’s (1995) findings</w:t>
+        <w:t xml:space="preserve"> the model might have succeeded in reproducing Spelke et al.’s (1995) findings</w:t>
       </w:r>
       <w:r>
         <w:rPr>
@@ -11604,51 +10823,15 @@
           <w:sz w:val="24"/>
           <w:szCs w:val="24"/>
         </w:rPr>
-        <w:t xml:space="preserve">The results of this simulation indicated that this model’s ability to capture </w:t>
-      </w:r>
-      <w:proofErr w:type="spellStart"/>
-      <w:r>
-        <w:rPr>
-          <w:rFonts w:ascii="Times New Roman" w:hAnsi="Times New Roman" w:cs="Times New Roman"/>
-          <w:sz w:val="24"/>
-          <w:szCs w:val="24"/>
-        </w:rPr>
-        <w:t>Spelke</w:t>
-      </w:r>
-      <w:proofErr w:type="spellEnd"/>
-      <w:r>
-        <w:rPr>
-          <w:rFonts w:ascii="Times New Roman" w:hAnsi="Times New Roman" w:cs="Times New Roman"/>
-          <w:sz w:val="24"/>
-          <w:szCs w:val="24"/>
-        </w:rPr>
-        <w:t xml:space="preserve"> et al.’s (1995) finding did not depend on a perfect correspondence between inanimate surface features and motion through contact</w:t>
-      </w:r>
-      <w:r>
-        <w:rPr>
-          <w:rFonts w:ascii="Times New Roman" w:hAnsi="Times New Roman" w:cs="Times New Roman"/>
-          <w:sz w:val="24"/>
-          <w:szCs w:val="24"/>
-        </w:rPr>
-        <w:t xml:space="preserve">: Networks continued to show the characteristic pattern of looking observed by </w:t>
-      </w:r>
-      <w:proofErr w:type="spellStart"/>
-      <w:r>
-        <w:rPr>
-          <w:rFonts w:ascii="Times New Roman" w:hAnsi="Times New Roman" w:cs="Times New Roman"/>
-          <w:sz w:val="24"/>
-          <w:szCs w:val="24"/>
-        </w:rPr>
-        <w:t>Spelke</w:t>
-      </w:r>
-      <w:proofErr w:type="spellEnd"/>
-      <w:r>
-        <w:rPr>
-          <w:rFonts w:ascii="Times New Roman" w:hAnsi="Times New Roman" w:cs="Times New Roman"/>
-          <w:sz w:val="24"/>
-          <w:szCs w:val="24"/>
-        </w:rPr>
-        <w:t xml:space="preserve"> et al. (1995) even when </w:t>
+        <w:t>The results of this simulation indicated that this model’s ability to capture Spelke et al.’s (1995) finding did not depend on a perfect correspondence between inanimate surface features and motion through contact</w:t>
+      </w:r>
+      <w:r>
+        <w:rPr>
+          <w:rFonts w:ascii="Times New Roman" w:hAnsi="Times New Roman" w:cs="Times New Roman"/>
+          <w:sz w:val="24"/>
+          <w:szCs w:val="24"/>
+        </w:rPr>
+        <w:t xml:space="preserve">: Networks continued to show the characteristic pattern of looking observed by Spelke et al. (1995) even when </w:t>
       </w:r>
       <w:r>
         <w:rPr>
@@ -11687,25 +10870,7 @@
           <w:sz w:val="24"/>
           <w:szCs w:val="24"/>
         </w:rPr>
-        <w:t xml:space="preserve">the model succeeded in capturing </w:t>
-      </w:r>
-      <w:proofErr w:type="spellStart"/>
-      <w:r>
-        <w:rPr>
-          <w:rFonts w:ascii="Times New Roman" w:hAnsi="Times New Roman" w:cs="Times New Roman"/>
-          <w:sz w:val="24"/>
-          <w:szCs w:val="24"/>
-        </w:rPr>
-        <w:t>Spelke</w:t>
-      </w:r>
-      <w:proofErr w:type="spellEnd"/>
-      <w:r>
-        <w:rPr>
-          <w:rFonts w:ascii="Times New Roman" w:hAnsi="Times New Roman" w:cs="Times New Roman"/>
-          <w:sz w:val="24"/>
-          <w:szCs w:val="24"/>
-        </w:rPr>
-        <w:t xml:space="preserve"> et al.’s (1995) results only because the surface features that distinguished people from objects were </w:t>
+        <w:t xml:space="preserve">the model succeeded in capturing Spelke et al.’s (1995) results only because the surface features that distinguished people from objects were </w:t>
       </w:r>
       <w:r>
         <w:rPr>
@@ -11745,25 +10910,7 @@
           <w:sz w:val="24"/>
           <w:szCs w:val="24"/>
         </w:rPr>
-        <w:t xml:space="preserve"> required to discover </w:t>
-      </w:r>
-      <w:proofErr w:type="gramStart"/>
-      <w:r>
-        <w:rPr>
-          <w:rFonts w:ascii="Times New Roman" w:hAnsi="Times New Roman" w:cs="Times New Roman"/>
-          <w:sz w:val="24"/>
-          <w:szCs w:val="24"/>
-        </w:rPr>
-        <w:t>the causally</w:t>
-      </w:r>
-      <w:proofErr w:type="gramEnd"/>
-      <w:r>
-        <w:rPr>
-          <w:rFonts w:ascii="Times New Roman" w:hAnsi="Times New Roman" w:cs="Times New Roman"/>
-          <w:sz w:val="24"/>
-          <w:szCs w:val="24"/>
-        </w:rPr>
-        <w:t xml:space="preserve"> relevant features</w:t>
+        <w:t xml:space="preserve"> required to discover the causally relevant features</w:t>
       </w:r>
       <w:r>
         <w:rPr>
@@ -12187,33 +11334,15 @@
           <w:sz w:val="24"/>
           <w:szCs w:val="24"/>
         </w:rPr>
-        <w:t xml:space="preserve">Markson and </w:t>
-      </w:r>
-      <w:proofErr w:type="spellStart"/>
-      <w:r>
-        <w:rPr>
-          <w:rFonts w:ascii="Times New Roman" w:hAnsi="Times New Roman" w:cs="Times New Roman"/>
-          <w:sz w:val="24"/>
-          <w:szCs w:val="24"/>
-        </w:rPr>
-        <w:t>Spelke</w:t>
-      </w:r>
-      <w:r>
-        <w:rPr>
-          <w:rFonts w:ascii="Times New Roman" w:hAnsi="Times New Roman" w:cs="Times New Roman"/>
-          <w:sz w:val="24"/>
-          <w:szCs w:val="24"/>
-        </w:rPr>
-        <w:t>’s</w:t>
-      </w:r>
-      <w:proofErr w:type="spellEnd"/>
-      <w:r>
-        <w:rPr>
-          <w:rFonts w:ascii="Times New Roman" w:hAnsi="Times New Roman" w:cs="Times New Roman"/>
-          <w:sz w:val="24"/>
-          <w:szCs w:val="24"/>
-        </w:rPr>
-        <w:t xml:space="preserve"> (2006) finding that </w:t>
+        <w:t>Markson and Spelke</w:t>
+      </w:r>
+      <w:r>
+        <w:rPr>
+          <w:rFonts w:ascii="Times New Roman" w:hAnsi="Times New Roman" w:cs="Times New Roman"/>
+          <w:sz w:val="24"/>
+          <w:szCs w:val="24"/>
+        </w:rPr>
+        <w:t xml:space="preserve">’s (2006) finding that </w:t>
       </w:r>
       <w:r>
         <w:rPr>
@@ -12620,31 +11749,111 @@
           <w:sz w:val="24"/>
           <w:szCs w:val="24"/>
         </w:rPr>
-        <w:t xml:space="preserve">Because this </w:t>
-      </w:r>
-      <w:r>
-        <w:rPr>
-          <w:rFonts w:ascii="Times New Roman" w:hAnsi="Times New Roman" w:cs="Times New Roman"/>
-          <w:sz w:val="24"/>
-          <w:szCs w:val="24"/>
-        </w:rPr>
-        <w:t>perspective assumes that infants’ knowledge about the causal actions of people and objects is innate</w:t>
-      </w:r>
-      <w:r>
-        <w:rPr>
-          <w:rFonts w:ascii="Times New Roman" w:hAnsi="Times New Roman" w:cs="Times New Roman"/>
-          <w:sz w:val="24"/>
-          <w:szCs w:val="24"/>
-        </w:rPr>
-        <w:t>, it should not be the case that infants younger than 7 months of age exhibit qualitatively different patterns of looking</w:t>
-      </w:r>
-      <w:r>
-        <w:rPr>
-          <w:rFonts w:ascii="Times New Roman" w:hAnsi="Times New Roman" w:cs="Times New Roman"/>
-          <w:sz w:val="24"/>
-          <w:szCs w:val="24"/>
-        </w:rPr>
-        <w:t xml:space="preserve"> from those of older infants.</w:t>
+        <w:t>For one thing, this account does not predict</w:t>
+      </w:r>
+      <w:r>
+        <w:rPr>
+          <w:rFonts w:ascii="Times New Roman" w:hAnsi="Times New Roman" w:cs="Times New Roman"/>
+          <w:sz w:val="24"/>
+          <w:szCs w:val="24"/>
+        </w:rPr>
+        <w:t xml:space="preserve"> </w:t>
+      </w:r>
+      <w:r>
+        <w:rPr>
+          <w:rFonts w:ascii="Times New Roman" w:hAnsi="Times New Roman" w:cs="Times New Roman"/>
+          <w:sz w:val="24"/>
+          <w:szCs w:val="24"/>
+        </w:rPr>
+        <w:t xml:space="preserve">a </w:t>
+      </w:r>
+      <w:r>
+        <w:rPr>
+          <w:rFonts w:ascii="Times New Roman" w:hAnsi="Times New Roman" w:cs="Times New Roman"/>
+          <w:sz w:val="24"/>
+          <w:szCs w:val="24"/>
+        </w:rPr>
+        <w:t xml:space="preserve">developmental progression in </w:t>
+      </w:r>
+      <w:r>
+        <w:rPr>
+          <w:rFonts w:ascii="Times New Roman" w:hAnsi="Times New Roman" w:cs="Times New Roman"/>
+          <w:sz w:val="24"/>
+          <w:szCs w:val="24"/>
+        </w:rPr>
+        <w:t>infants’ treatment of typical and atypical object action. This is because this account assumes that infants</w:t>
+      </w:r>
+      <w:r>
+        <w:rPr>
+          <w:rFonts w:ascii="Times New Roman" w:hAnsi="Times New Roman" w:cs="Times New Roman"/>
+          <w:sz w:val="24"/>
+          <w:szCs w:val="24"/>
+        </w:rPr>
+        <w:t xml:space="preserve">’ knowledge about the causal behavior of people and objects is innate. </w:t>
+      </w:r>
+      <w:r>
+        <w:rPr>
+          <w:rFonts w:ascii="Times New Roman" w:hAnsi="Times New Roman" w:cs="Times New Roman"/>
+          <w:sz w:val="24"/>
+          <w:szCs w:val="24"/>
+        </w:rPr>
+        <w:t xml:space="preserve">For another thing, this account does not predict that how infants perceive people and object causal action should depend on their surface features. </w:t>
+      </w:r>
+      <w:r>
+        <w:rPr>
+          <w:rFonts w:ascii="Times New Roman" w:hAnsi="Times New Roman" w:cs="Times New Roman"/>
+          <w:sz w:val="24"/>
+          <w:szCs w:val="24"/>
+        </w:rPr>
+        <w:t>This is because infants are assumed to represent people and objects, themselves, at a deeper, more abstract, and more conceptual level</w:t>
+      </w:r>
+      <w:r>
+        <w:rPr>
+          <w:rFonts w:ascii="Times New Roman" w:hAnsi="Times New Roman" w:cs="Times New Roman"/>
+          <w:sz w:val="24"/>
+          <w:szCs w:val="24"/>
+        </w:rPr>
+        <w:t>. Superficial</w:t>
+      </w:r>
+      <w:r>
+        <w:rPr>
+          <w:rFonts w:ascii="Times New Roman" w:hAnsi="Times New Roman" w:cs="Times New Roman"/>
+          <w:sz w:val="24"/>
+          <w:szCs w:val="24"/>
+        </w:rPr>
+        <w:t xml:space="preserve"> changes to the</w:t>
+      </w:r>
+      <w:r>
+        <w:rPr>
+          <w:rFonts w:ascii="Times New Roman" w:hAnsi="Times New Roman" w:cs="Times New Roman"/>
+          <w:sz w:val="24"/>
+          <w:szCs w:val="24"/>
+        </w:rPr>
+        <w:t xml:space="preserve">ir surface features </w:t>
+      </w:r>
+      <w:r>
+        <w:rPr>
+          <w:rFonts w:ascii="Times New Roman" w:hAnsi="Times New Roman" w:cs="Times New Roman"/>
+          <w:sz w:val="24"/>
+          <w:szCs w:val="24"/>
+        </w:rPr>
+        <w:t xml:space="preserve">should </w:t>
+      </w:r>
+      <w:r>
+        <w:rPr>
+          <w:rFonts w:ascii="Times New Roman" w:hAnsi="Times New Roman" w:cs="Times New Roman"/>
+          <w:sz w:val="24"/>
+          <w:szCs w:val="24"/>
+        </w:rPr>
+        <w:t>therefore do very little to disrupt these</w:t>
+      </w:r>
+      <w:r>
+        <w:rPr>
+          <w:rFonts w:ascii="Times New Roman" w:hAnsi="Times New Roman" w:cs="Times New Roman"/>
+          <w:sz w:val="24"/>
+          <w:szCs w:val="24"/>
+        </w:rPr>
+        <w:t xml:space="preserve"> representations. A goal for future research will be to test these predictions.</w:t>
       </w:r>
     </w:p>
     <w:p>
@@ -12660,73 +11869,101 @@
           <w:szCs w:val="24"/>
         </w:rPr>
       </w:pPr>
-    </w:p>
-    <w:p>
-      <w:pPr>
-        <w:tabs>
-          <w:tab w:val="left" w:pos="720"/>
-        </w:tabs>
-        <w:ind w:firstLine="0"/>
-        <w:contextualSpacing/>
-        <w:rPr>
-          <w:rFonts w:ascii="Times New Roman" w:hAnsi="Times New Roman" w:cs="Times New Roman"/>
-          <w:sz w:val="24"/>
-          <w:szCs w:val="24"/>
-        </w:rPr>
-      </w:pPr>
-    </w:p>
-    <w:p>
-      <w:pPr>
-        <w:tabs>
-          <w:tab w:val="left" w:pos="720"/>
-        </w:tabs>
-        <w:ind w:firstLine="0"/>
-        <w:contextualSpacing/>
-        <w:rPr>
-          <w:rFonts w:ascii="Times New Roman" w:hAnsi="Times New Roman" w:cs="Times New Roman"/>
-          <w:sz w:val="24"/>
-          <w:szCs w:val="24"/>
-        </w:rPr>
-      </w:pPr>
-      <w:r>
-        <w:rPr>
-          <w:rFonts w:ascii="Times New Roman" w:hAnsi="Times New Roman" w:cs="Times New Roman"/>
-          <w:sz w:val="24"/>
-          <w:szCs w:val="24"/>
-        </w:rPr>
-        <w:t xml:space="preserve"> predictions that</w:t>
-      </w:r>
-      <w:r>
-        <w:rPr>
-          <w:rFonts w:ascii="Times New Roman" w:hAnsi="Times New Roman" w:cs="Times New Roman"/>
-          <w:sz w:val="24"/>
-          <w:szCs w:val="24"/>
-        </w:rPr>
-        <w:t>, at present,</w:t>
-      </w:r>
-      <w:r>
-        <w:rPr>
-          <w:rFonts w:ascii="Times New Roman" w:hAnsi="Times New Roman" w:cs="Times New Roman"/>
-          <w:sz w:val="24"/>
-          <w:szCs w:val="24"/>
-        </w:rPr>
-        <w:t xml:space="preserve"> remain to be tested. </w:t>
-      </w:r>
-      <w:r>
-        <w:rPr>
-          <w:rFonts w:ascii="Times New Roman" w:hAnsi="Times New Roman" w:cs="Times New Roman"/>
-          <w:sz w:val="24"/>
-          <w:szCs w:val="24"/>
-        </w:rPr>
-        <w:t xml:space="preserve">One of the predictions was the developmental one that was just discussed. </w:t>
-      </w:r>
-      <w:r>
-        <w:rPr>
-          <w:rFonts w:ascii="Times New Roman" w:hAnsi="Times New Roman" w:cs="Times New Roman"/>
-          <w:sz w:val="24"/>
-          <w:szCs w:val="24"/>
-        </w:rPr>
-        <w:t xml:space="preserve">One of the predictions was that </w:t>
+      <w:r>
+        <w:rPr>
+          <w:rFonts w:ascii="Times New Roman" w:hAnsi="Times New Roman" w:cs="Times New Roman"/>
+          <w:sz w:val="24"/>
+          <w:szCs w:val="24"/>
+        </w:rPr>
+        <w:tab/>
+      </w:r>
+      <w:r>
+        <w:rPr>
+          <w:rFonts w:ascii="Times New Roman" w:hAnsi="Times New Roman" w:cs="Times New Roman"/>
+          <w:sz w:val="24"/>
+          <w:szCs w:val="24"/>
+        </w:rPr>
+        <w:t xml:space="preserve">Although it </w:t>
+      </w:r>
+      <w:r>
+        <w:rPr>
+          <w:rFonts w:ascii="Times New Roman" w:hAnsi="Times New Roman" w:cs="Times New Roman"/>
+          <w:sz w:val="24"/>
+          <w:szCs w:val="24"/>
+        </w:rPr>
+        <w:t xml:space="preserve">remains to be seen </w:t>
+      </w:r>
+      <w:r>
+        <w:rPr>
+          <w:rFonts w:ascii="Times New Roman" w:hAnsi="Times New Roman" w:cs="Times New Roman"/>
+          <w:sz w:val="24"/>
+          <w:szCs w:val="24"/>
+        </w:rPr>
+        <w:t xml:space="preserve">whether the associative-learning process described in this section is the one that </w:t>
+      </w:r>
+      <w:r>
+        <w:rPr>
+          <w:rFonts w:ascii="Times New Roman" w:hAnsi="Times New Roman" w:cs="Times New Roman"/>
+          <w:sz w:val="24"/>
+          <w:szCs w:val="24"/>
+        </w:rPr>
+        <w:t xml:space="preserve">ultimately </w:t>
+      </w:r>
+      <w:r>
+        <w:rPr>
+          <w:rFonts w:ascii="Times New Roman" w:hAnsi="Times New Roman" w:cs="Times New Roman"/>
+          <w:sz w:val="24"/>
+          <w:szCs w:val="24"/>
+        </w:rPr>
+        <w:t xml:space="preserve">subserves how infants perceive, process, </w:t>
+      </w:r>
+      <w:r>
+        <w:rPr>
+          <w:rFonts w:ascii="Times New Roman" w:hAnsi="Times New Roman" w:cs="Times New Roman"/>
+          <w:sz w:val="24"/>
+          <w:szCs w:val="24"/>
+        </w:rPr>
+        <w:t xml:space="preserve">encode, </w:t>
+      </w:r>
+      <w:r>
+        <w:rPr>
+          <w:rFonts w:ascii="Times New Roman" w:hAnsi="Times New Roman" w:cs="Times New Roman"/>
+          <w:sz w:val="24"/>
+          <w:szCs w:val="24"/>
+        </w:rPr>
+        <w:t>and represent the causal actions of people and objects, t eh fact that this account can capture findings previously interpreted as evidence of innate core knowledge provides a proof of principle that simple domain-general associative learning</w:t>
+      </w:r>
+      <w:r>
+        <w:rPr>
+          <w:rFonts w:ascii="Times New Roman" w:hAnsi="Times New Roman" w:cs="Times New Roman"/>
+          <w:sz w:val="24"/>
+          <w:szCs w:val="24"/>
+        </w:rPr>
+        <w:t>—</w:t>
+      </w:r>
+      <w:r>
+        <w:rPr>
+          <w:rFonts w:ascii="Times New Roman" w:hAnsi="Times New Roman" w:cs="Times New Roman"/>
+          <w:sz w:val="24"/>
+          <w:szCs w:val="24"/>
+        </w:rPr>
+        <w:t>much like the sensorimotor connections in Braitenberg's vehicles</w:t>
+      </w:r>
+      <w:r>
+        <w:rPr>
+          <w:rFonts w:ascii="Times New Roman" w:hAnsi="Times New Roman" w:cs="Times New Roman"/>
+          <w:sz w:val="24"/>
+          <w:szCs w:val="24"/>
+        </w:rPr>
+        <w:t>—m</w:t>
+      </w:r>
+      <w:r>
+        <w:rPr>
+          <w:rFonts w:ascii="Times New Roman" w:hAnsi="Times New Roman" w:cs="Times New Roman"/>
+          <w:sz w:val="24"/>
+          <w:szCs w:val="24"/>
+        </w:rPr>
+        <w:t>ay be sufficient to explain infants' looking behaviors in the corresponding studies; cognitively sophisticated, in born core knowledge systems for representing people and objects may be just as unnecessary to explain it as the psychology rich descriptions that one might use to describe the seemingly intelligent and autonomous behavior of Braitenberg's vehicles.</w:t>
       </w:r>
     </w:p>
     <w:p>

--- a/invitedChapter_AssociativeLearning_10082026.docx
+++ b/invitedChapter_AssociativeLearning_10082026.docx
@@ -1041,7 +1041,7 @@
           <w14:ligatures w14:val="standardContextual"/>
         </w:rPr>
         <w:drawing>
-          <wp:inline distT="0" distB="0" distL="0" distR="0" wp14:anchorId="7FF0EA29" wp14:editId="293E1A4D">
+          <wp:inline distT="0" distB="0" distL="0" distR="0" wp14:anchorId="7FF0EA29" wp14:editId="69AFE09B">
             <wp:extent cx="4657725" cy="2619970"/>
             <wp:effectExtent l="0" t="0" r="0" b="9525"/>
             <wp:docPr id="1144170308" name="Picture 1"/>
@@ -11781,7 +11781,23 @@
           <w:sz w:val="24"/>
           <w:szCs w:val="24"/>
         </w:rPr>
-        <w:t>infants’ treatment of typical and atypical object action. This is because this account assumes that infants</w:t>
+        <w:t xml:space="preserve">infants’ treatment of typical and atypical object action. This is because </w:t>
+      </w:r>
+      <w:r>
+        <w:rPr>
+          <w:rFonts w:ascii="Times New Roman" w:hAnsi="Times New Roman" w:cs="Times New Roman"/>
+          <w:sz w:val="24"/>
+          <w:szCs w:val="24"/>
+        </w:rPr>
+        <w:t>it</w:t>
+      </w:r>
+      <w:r>
+        <w:rPr>
+          <w:rFonts w:ascii="Times New Roman" w:hAnsi="Times New Roman" w:cs="Times New Roman"/>
+          <w:sz w:val="24"/>
+          <w:szCs w:val="24"/>
+        </w:rPr>
+        <w:t xml:space="preserve"> assumes that infants</w:t>
       </w:r>
       <w:r>
         <w:rPr>
@@ -11797,15 +11813,55 @@
           <w:sz w:val="24"/>
           <w:szCs w:val="24"/>
         </w:rPr>
-        <w:t xml:space="preserve">For another thing, this account does not predict that how infants perceive people and object causal action should depend on their surface features. </w:t>
-      </w:r>
-      <w:r>
-        <w:rPr>
-          <w:rFonts w:ascii="Times New Roman" w:hAnsi="Times New Roman" w:cs="Times New Roman"/>
-          <w:sz w:val="24"/>
-          <w:szCs w:val="24"/>
-        </w:rPr>
-        <w:t>This is because infants are assumed to represent people and objects, themselves, at a deeper, more abstract, and more conceptual level</w:t>
+        <w:t xml:space="preserve">For another thing, </w:t>
+      </w:r>
+      <w:r>
+        <w:rPr>
+          <w:rFonts w:ascii="Times New Roman" w:hAnsi="Times New Roman" w:cs="Times New Roman"/>
+          <w:sz w:val="24"/>
+          <w:szCs w:val="24"/>
+        </w:rPr>
+        <w:t>a person’s or object’s surface features should have little, if any, bearing how infants perceive their causal actions.</w:t>
+      </w:r>
+      <w:r>
+        <w:rPr>
+          <w:rFonts w:ascii="Times New Roman" w:hAnsi="Times New Roman" w:cs="Times New Roman"/>
+          <w:sz w:val="24"/>
+          <w:szCs w:val="24"/>
+        </w:rPr>
+        <w:t xml:space="preserve"> </w:t>
+      </w:r>
+      <w:r>
+        <w:rPr>
+          <w:rFonts w:ascii="Times New Roman" w:hAnsi="Times New Roman" w:cs="Times New Roman"/>
+          <w:sz w:val="24"/>
+          <w:szCs w:val="24"/>
+        </w:rPr>
+        <w:t xml:space="preserve">This </w:t>
+      </w:r>
+      <w:r>
+        <w:rPr>
+          <w:rFonts w:ascii="Times New Roman" w:hAnsi="Times New Roman" w:cs="Times New Roman"/>
+          <w:sz w:val="24"/>
+          <w:szCs w:val="24"/>
+        </w:rPr>
+        <w:t>stems from the fact that this account assumes that infants represent people and objects</w:t>
+      </w:r>
+      <w:r>
+        <w:rPr>
+          <w:rFonts w:ascii="Times New Roman" w:hAnsi="Times New Roman" w:cs="Times New Roman"/>
+          <w:sz w:val="24"/>
+          <w:szCs w:val="24"/>
+        </w:rPr>
+        <w:t xml:space="preserve"> </w:t>
+      </w:r>
+      <w:r>
+        <w:rPr>
+          <w:rFonts w:ascii="Times New Roman" w:hAnsi="Times New Roman" w:cs="Times New Roman"/>
+          <w:sz w:val="24"/>
+          <w:szCs w:val="24"/>
+        </w:rPr>
+        <w:t>at a deeper, more abstract, and more conceptual level</w:t>
       </w:r>
       <w:r>
         <w:rPr>
@@ -11845,15 +11901,15 @@
           <w:sz w:val="24"/>
           <w:szCs w:val="24"/>
         </w:rPr>
-        <w:t>therefore do very little to disrupt these</w:t>
-      </w:r>
-      <w:r>
-        <w:rPr>
-          <w:rFonts w:ascii="Times New Roman" w:hAnsi="Times New Roman" w:cs="Times New Roman"/>
-          <w:sz w:val="24"/>
-          <w:szCs w:val="24"/>
-        </w:rPr>
-        <w:t xml:space="preserve"> representations. A goal for future research will be to test these predictions.</w:t>
+        <w:t>do very little to disrupt these</w:t>
+      </w:r>
+      <w:r>
+        <w:rPr>
+          <w:rFonts w:ascii="Times New Roman" w:hAnsi="Times New Roman" w:cs="Times New Roman"/>
+          <w:sz w:val="24"/>
+          <w:szCs w:val="24"/>
+        </w:rPr>
+        <w:t xml:space="preserve"> representations. </w:t>
       </w:r>
     </w:p>
     <w:p>
@@ -11931,7 +11987,23 @@
           <w:sz w:val="24"/>
           <w:szCs w:val="24"/>
         </w:rPr>
-        <w:t>and represent the causal actions of people and objects, t eh fact that this account can capture findings previously interpreted as evidence of innate core knowledge provides a proof of principle that simple domain-general associative learning</w:t>
+        <w:t xml:space="preserve">and represent the causal actions of people and objects, </w:t>
+      </w:r>
+      <w:r>
+        <w:rPr>
+          <w:rFonts w:ascii="Times New Roman" w:hAnsi="Times New Roman" w:cs="Times New Roman"/>
+          <w:sz w:val="24"/>
+          <w:szCs w:val="24"/>
+        </w:rPr>
+        <w:t>the</w:t>
+      </w:r>
+      <w:r>
+        <w:rPr>
+          <w:rFonts w:ascii="Times New Roman" w:hAnsi="Times New Roman" w:cs="Times New Roman"/>
+          <w:sz w:val="24"/>
+          <w:szCs w:val="24"/>
+        </w:rPr>
+        <w:t xml:space="preserve"> fact that this account can capture findings previously interpreted as evidence of innate core knowledge provides a proof of principle that simple domain-general associative learning</w:t>
       </w:r>
       <w:r>
         <w:rPr>
@@ -11947,7 +12019,23 @@
           <w:sz w:val="24"/>
           <w:szCs w:val="24"/>
         </w:rPr>
-        <w:t>much like the sensorimotor connections in Braitenberg's vehicles</w:t>
+        <w:t>much like the sensorimotor connections in Braitenberg</w:t>
+      </w:r>
+      <w:r>
+        <w:rPr>
+          <w:rFonts w:ascii="Times New Roman" w:hAnsi="Times New Roman" w:cs="Times New Roman"/>
+          <w:sz w:val="24"/>
+          <w:szCs w:val="24"/>
+        </w:rPr>
+        <w:t>’</w:t>
+      </w:r>
+      <w:r>
+        <w:rPr>
+          <w:rFonts w:ascii="Times New Roman" w:hAnsi="Times New Roman" w:cs="Times New Roman"/>
+          <w:sz w:val="24"/>
+          <w:szCs w:val="24"/>
+        </w:rPr>
+        <w:t>s vehicles</w:t>
       </w:r>
       <w:r>
         <w:rPr>
@@ -11963,7 +12051,135 @@
           <w:sz w:val="24"/>
           <w:szCs w:val="24"/>
         </w:rPr>
-        <w:t>ay be sufficient to explain infants' looking behaviors in the corresponding studies; cognitively sophisticated, in born core knowledge systems for representing people and objects may be just as unnecessary to explain it as the psychology rich descriptions that one might use to describe the seemingly intelligent and autonomous behavior of Braitenberg's vehicles.</w:t>
+        <w:t>ay be sufficient to explain infants' looking behaviors in the corresponding studies; cognitively sophisticated, inborn core knowledge systems for representing people and objects may be</w:t>
+      </w:r>
+      <w:r>
+        <w:rPr>
+          <w:rFonts w:ascii="Times New Roman" w:hAnsi="Times New Roman" w:cs="Times New Roman"/>
+          <w:sz w:val="24"/>
+          <w:szCs w:val="24"/>
+        </w:rPr>
+        <w:t xml:space="preserve"> as</w:t>
+      </w:r>
+      <w:r>
+        <w:rPr>
+          <w:rFonts w:ascii="Times New Roman" w:hAnsi="Times New Roman" w:cs="Times New Roman"/>
+          <w:sz w:val="24"/>
+          <w:szCs w:val="24"/>
+        </w:rPr>
+        <w:t xml:space="preserve"> </w:t>
+      </w:r>
+      <w:r>
+        <w:rPr>
+          <w:rFonts w:ascii="Times New Roman" w:hAnsi="Times New Roman" w:cs="Times New Roman"/>
+          <w:sz w:val="24"/>
+          <w:szCs w:val="24"/>
+        </w:rPr>
+        <w:t xml:space="preserve">unnecessary </w:t>
+      </w:r>
+      <w:r>
+        <w:rPr>
+          <w:rFonts w:ascii="Times New Roman" w:hAnsi="Times New Roman" w:cs="Times New Roman"/>
+          <w:sz w:val="24"/>
+          <w:szCs w:val="24"/>
+        </w:rPr>
+        <w:t>for explaining these behaviors</w:t>
+      </w:r>
+      <w:r>
+        <w:rPr>
+          <w:rFonts w:ascii="Times New Roman" w:hAnsi="Times New Roman" w:cs="Times New Roman"/>
+          <w:sz w:val="24"/>
+          <w:szCs w:val="24"/>
+        </w:rPr>
+        <w:t xml:space="preserve"> </w:t>
+      </w:r>
+      <w:r>
+        <w:rPr>
+          <w:rFonts w:ascii="Times New Roman" w:hAnsi="Times New Roman" w:cs="Times New Roman"/>
+          <w:sz w:val="24"/>
+          <w:szCs w:val="24"/>
+        </w:rPr>
+        <w:t>as</w:t>
+      </w:r>
+      <w:r>
+        <w:rPr>
+          <w:rFonts w:ascii="Times New Roman" w:hAnsi="Times New Roman" w:cs="Times New Roman"/>
+          <w:sz w:val="24"/>
+          <w:szCs w:val="24"/>
+        </w:rPr>
+        <w:t xml:space="preserve"> </w:t>
+      </w:r>
+      <w:r>
+        <w:rPr>
+          <w:rFonts w:ascii="Times New Roman" w:hAnsi="Times New Roman" w:cs="Times New Roman"/>
+          <w:sz w:val="24"/>
+          <w:szCs w:val="24"/>
+        </w:rPr>
+        <w:t xml:space="preserve">the </w:t>
+      </w:r>
+      <w:r>
+        <w:rPr>
+          <w:rFonts w:ascii="Times New Roman" w:hAnsi="Times New Roman" w:cs="Times New Roman"/>
+          <w:sz w:val="24"/>
+          <w:szCs w:val="24"/>
+        </w:rPr>
+        <w:t xml:space="preserve">psychologically </w:t>
+      </w:r>
+      <w:r>
+        <w:rPr>
+          <w:rFonts w:ascii="Times New Roman" w:hAnsi="Times New Roman" w:cs="Times New Roman"/>
+          <w:sz w:val="24"/>
+          <w:szCs w:val="24"/>
+        </w:rPr>
+        <w:t xml:space="preserve">rich descriptions that </w:t>
+      </w:r>
+      <w:r>
+        <w:rPr>
+          <w:rFonts w:ascii="Times New Roman" w:hAnsi="Times New Roman" w:cs="Times New Roman"/>
+          <w:sz w:val="24"/>
+          <w:szCs w:val="24"/>
+        </w:rPr>
+        <w:t>a naïve observer</w:t>
+      </w:r>
+      <w:r>
+        <w:rPr>
+          <w:rFonts w:ascii="Times New Roman" w:hAnsi="Times New Roman" w:cs="Times New Roman"/>
+          <w:sz w:val="24"/>
+          <w:szCs w:val="24"/>
+        </w:rPr>
+        <w:t xml:space="preserve"> might use to </w:t>
+      </w:r>
+      <w:r>
+        <w:rPr>
+          <w:rFonts w:ascii="Times New Roman" w:hAnsi="Times New Roman" w:cs="Times New Roman"/>
+          <w:sz w:val="24"/>
+          <w:szCs w:val="24"/>
+        </w:rPr>
+        <w:t>characteriz</w:t>
+      </w:r>
+      <w:r>
+        <w:rPr>
+          <w:rFonts w:ascii="Times New Roman" w:hAnsi="Times New Roman" w:cs="Times New Roman"/>
+          <w:sz w:val="24"/>
+          <w:szCs w:val="24"/>
+        </w:rPr>
+        <w:t>e the seemingly intelligent and autonomous behavior of Braitenberg</w:t>
+      </w:r>
+      <w:r>
+        <w:rPr>
+          <w:rFonts w:ascii="Times New Roman" w:hAnsi="Times New Roman" w:cs="Times New Roman"/>
+          <w:sz w:val="24"/>
+          <w:szCs w:val="24"/>
+        </w:rPr>
+        <w:t>’</w:t>
+      </w:r>
+      <w:r>
+        <w:rPr>
+          <w:rFonts w:ascii="Times New Roman" w:hAnsi="Times New Roman" w:cs="Times New Roman"/>
+          <w:sz w:val="24"/>
+          <w:szCs w:val="24"/>
+        </w:rPr>
+        <w:t>s vehicles.</w:t>
       </w:r>
     </w:p>
     <w:p>
@@ -11979,14 +12195,6 @@
           <w:szCs w:val="24"/>
         </w:rPr>
       </w:pPr>
-      <w:r>
-        <w:rPr>
-          <w:rFonts w:ascii="Times New Roman" w:hAnsi="Times New Roman" w:cs="Times New Roman"/>
-          <w:sz w:val="24"/>
-          <w:szCs w:val="24"/>
-        </w:rPr>
-        <w:tab/>
-      </w:r>
     </w:p>
     <w:p>
       <w:pPr>
@@ -11997,6 +12205,8 @@
         <w:contextualSpacing/>
         <w:rPr>
           <w:rFonts w:ascii="Times New Roman" w:hAnsi="Times New Roman" w:cs="Times New Roman"/>
+          <w:b/>
+          <w:bCs/>
           <w:sz w:val="24"/>
           <w:szCs w:val="24"/>
         </w:rPr>
@@ -12004,9 +12214,266 @@
       <w:r>
         <w:rPr>
           <w:rFonts w:ascii="Times New Roman" w:hAnsi="Times New Roman" w:cs="Times New Roman"/>
-          <w:sz w:val="24"/>
-          <w:szCs w:val="24"/>
-        </w:rPr>
+          <w:b/>
+          <w:bCs/>
+          <w:sz w:val="24"/>
+          <w:szCs w:val="24"/>
+        </w:rPr>
+        <w:t>Putting Braitenberg’s inductive dictum into practice through computational modeling</w:t>
+      </w:r>
+    </w:p>
+    <w:p>
+      <w:pPr>
+        <w:tabs>
+          <w:tab w:val="left" w:pos="720"/>
+        </w:tabs>
+        <w:contextualSpacing/>
+        <w:rPr>
+          <w:rFonts w:ascii="Times New Roman" w:hAnsi="Times New Roman" w:cs="Times New Roman"/>
+          <w:sz w:val="24"/>
+          <w:szCs w:val="24"/>
+        </w:rPr>
+      </w:pPr>
+      <w:r>
+        <w:rPr>
+          <w:rFonts w:ascii="Times New Roman" w:hAnsi="Times New Roman" w:cs="Times New Roman"/>
+          <w:sz w:val="24"/>
+          <w:szCs w:val="24"/>
+        </w:rPr>
+        <w:lastRenderedPageBreak/>
+        <w:t xml:space="preserve">The chief goal of science is to describe, predict, and explain (Allport, 1943). Achieving this goal in the human sciences means identifying the mechanisms and processes that underlie behavior and cognition. </w:t>
+      </w:r>
+      <w:r>
+        <w:rPr>
+          <w:rFonts w:ascii="Times New Roman" w:hAnsi="Times New Roman" w:cs="Times New Roman"/>
+          <w:sz w:val="24"/>
+          <w:szCs w:val="24"/>
+        </w:rPr>
+        <w:t xml:space="preserve">Yet because these mechanisms cannot be directly observed and thus must be inferred, obtaining this goal in practice is often easier said than it is done. </w:t>
+      </w:r>
+      <w:r>
+        <w:rPr>
+          <w:rFonts w:ascii="Times New Roman" w:hAnsi="Times New Roman" w:cs="Times New Roman"/>
+          <w:sz w:val="24"/>
+          <w:szCs w:val="24"/>
+        </w:rPr>
+        <w:t>The typical solution to this problem in the developmental cognitive sciences</w:t>
+      </w:r>
+      <w:r>
+        <w:rPr>
+          <w:rFonts w:ascii="Times New Roman" w:hAnsi="Times New Roman" w:cs="Times New Roman"/>
+          <w:sz w:val="24"/>
+          <w:szCs w:val="24"/>
+        </w:rPr>
+        <w:t xml:space="preserve">—to infer mechanism from observed behavior—is insufficient because, as discussed in the opening, the space of possible generating mechanisms is underconstrained by behavior. </w:t>
+      </w:r>
+      <w:r>
+        <w:rPr>
+          <w:rFonts w:ascii="Times New Roman" w:hAnsi="Times New Roman" w:cs="Times New Roman"/>
+          <w:sz w:val="24"/>
+          <w:szCs w:val="24"/>
+        </w:rPr>
+        <w:t xml:space="preserve"> </w:t>
+      </w:r>
+      <w:r>
+        <w:rPr>
+          <w:rFonts w:ascii="Times New Roman" w:hAnsi="Times New Roman" w:cs="Times New Roman"/>
+          <w:sz w:val="24"/>
+          <w:szCs w:val="24"/>
+        </w:rPr>
+        <w:t>The puzzle then is this: How can we identify the mechanisms that give rise to behavior if attempting to infer them from behavior alone is insufficient?</w:t>
+      </w:r>
+      <w:r>
+        <w:rPr>
+          <w:rFonts w:ascii="Times New Roman" w:hAnsi="Times New Roman" w:cs="Times New Roman"/>
+          <w:sz w:val="24"/>
+          <w:szCs w:val="24"/>
+        </w:rPr>
+        <w:t xml:space="preserve"> </w:t>
+      </w:r>
+      <w:r>
+        <w:rPr>
+          <w:rFonts w:ascii="Times New Roman" w:hAnsi="Times New Roman" w:cs="Times New Roman"/>
+          <w:sz w:val="24"/>
+          <w:szCs w:val="24"/>
+        </w:rPr>
+        <w:t xml:space="preserve">I suggest that </w:t>
+      </w:r>
+      <w:r>
+        <w:rPr>
+          <w:rFonts w:ascii="Times New Roman" w:hAnsi="Times New Roman" w:cs="Times New Roman"/>
+          <w:sz w:val="24"/>
+          <w:szCs w:val="24"/>
+        </w:rPr>
+        <w:t>computational modeling is the answer</w:t>
+      </w:r>
+      <w:r>
+        <w:rPr>
+          <w:rFonts w:ascii="Times New Roman" w:hAnsi="Times New Roman" w:cs="Times New Roman"/>
+          <w:sz w:val="24"/>
+          <w:szCs w:val="24"/>
+        </w:rPr>
+        <w:t>.</w:t>
+      </w:r>
+      <w:r>
+        <w:rPr>
+          <w:rFonts w:ascii="Times New Roman" w:hAnsi="Times New Roman" w:cs="Times New Roman"/>
+          <w:sz w:val="24"/>
+          <w:szCs w:val="24"/>
+        </w:rPr>
+        <w:t xml:space="preserve"> </w:t>
+      </w:r>
+      <w:r>
+        <w:rPr>
+          <w:rFonts w:ascii="Times New Roman" w:hAnsi="Times New Roman" w:cs="Times New Roman"/>
+          <w:sz w:val="24"/>
+          <w:szCs w:val="24"/>
+        </w:rPr>
+        <w:t>Computational modeling offers many different benefits</w:t>
+      </w:r>
+      <w:r>
+        <w:rPr>
+          <w:rFonts w:ascii="Times New Roman" w:hAnsi="Times New Roman" w:cs="Times New Roman"/>
+          <w:sz w:val="24"/>
+          <w:szCs w:val="24"/>
+        </w:rPr>
+        <w:t>, some of which have already been illustrated</w:t>
+      </w:r>
+      <w:r>
+        <w:rPr>
+          <w:rFonts w:ascii="Times New Roman" w:hAnsi="Times New Roman" w:cs="Times New Roman"/>
+          <w:sz w:val="24"/>
+          <w:szCs w:val="24"/>
+        </w:rPr>
+        <w:t>.</w:t>
+      </w:r>
+      <w:r>
+        <w:rPr>
+          <w:rFonts w:ascii="Times New Roman" w:hAnsi="Times New Roman" w:cs="Times New Roman"/>
+          <w:sz w:val="24"/>
+          <w:szCs w:val="24"/>
+        </w:rPr>
+        <w:t xml:space="preserve"> </w:t>
+      </w:r>
+      <w:r>
+        <w:rPr>
+          <w:rFonts w:ascii="Times New Roman" w:hAnsi="Times New Roman" w:cs="Times New Roman"/>
+          <w:sz w:val="24"/>
+          <w:szCs w:val="24"/>
+        </w:rPr>
+        <w:t xml:space="preserve">One is that computational models can establish whether a particular mechanism is sufficient to produce a given pattern of behavior. Another is that computational models generate predictions that can be tested in future behavioral studies.  Both of these benefits were illustrated in the previous section. </w:t>
+      </w:r>
+      <w:r>
+        <w:rPr>
+          <w:rFonts w:ascii="Times New Roman" w:hAnsi="Times New Roman" w:cs="Times New Roman"/>
+          <w:sz w:val="24"/>
+          <w:szCs w:val="24"/>
+        </w:rPr>
+        <w:t xml:space="preserve">For example, </w:t>
+      </w:r>
+      <w:r>
+        <w:rPr>
+          <w:rFonts w:ascii="Times New Roman" w:hAnsi="Times New Roman" w:cs="Times New Roman"/>
+          <w:sz w:val="24"/>
+          <w:szCs w:val="24"/>
+        </w:rPr>
+        <w:t xml:space="preserve">I showed that a computational instantiation of the associative-learning account discussed in the previous section was able to </w:t>
+      </w:r>
+      <w:r>
+        <w:rPr>
+          <w:rFonts w:ascii="Times New Roman" w:hAnsi="Times New Roman" w:cs="Times New Roman"/>
+          <w:sz w:val="24"/>
+          <w:szCs w:val="24"/>
+        </w:rPr>
+        <w:t>reproduce findings previously attributed to innate core knowledge This speaks to the broader ability of computational models to establish whether a particular mechanism is sufficient to generate a given pattern of behavior</w:t>
+      </w:r>
+      <w:r>
+        <w:rPr>
+          <w:rFonts w:ascii="Times New Roman" w:hAnsi="Times New Roman" w:cs="Times New Roman"/>
+          <w:sz w:val="24"/>
+          <w:szCs w:val="24"/>
+        </w:rPr>
+        <w:t xml:space="preserve">. </w:t>
+      </w:r>
+      <w:r>
+        <w:rPr>
+          <w:rFonts w:ascii="Times New Roman" w:hAnsi="Times New Roman" w:cs="Times New Roman"/>
+          <w:sz w:val="24"/>
+          <w:szCs w:val="24"/>
+        </w:rPr>
+        <w:t xml:space="preserve">Here I want to describe </w:t>
+      </w:r>
+      <w:r>
+        <w:rPr>
+          <w:rFonts w:ascii="Times New Roman" w:hAnsi="Times New Roman" w:cs="Times New Roman"/>
+          <w:sz w:val="24"/>
+          <w:szCs w:val="24"/>
+        </w:rPr>
+        <w:t>an additional benefit.</w:t>
+      </w:r>
+      <w:r>
+        <w:rPr>
+          <w:rFonts w:ascii="Times New Roman" w:hAnsi="Times New Roman" w:cs="Times New Roman"/>
+          <w:sz w:val="24"/>
+          <w:szCs w:val="24"/>
+        </w:rPr>
+        <w:t xml:space="preserve"> Although I did not take this step in Benton (2025), I did take it in a recent paper </w:t>
+      </w:r>
+      <w:r>
+        <w:rPr>
+          <w:rFonts w:ascii="Times New Roman" w:hAnsi="Times New Roman" w:cs="Times New Roman"/>
+          <w:sz w:val="24"/>
+          <w:szCs w:val="24"/>
+        </w:rPr>
+        <w:t xml:space="preserve">that examined whether 2-, 3-, and 4-year-olds can use a process called </w:t>
+      </w:r>
+      <w:r>
+        <w:rPr>
+          <w:rFonts w:ascii="Times New Roman" w:hAnsi="Times New Roman" w:cs="Times New Roman"/>
+          <w:i/>
+          <w:iCs/>
+          <w:sz w:val="24"/>
+          <w:szCs w:val="24"/>
+        </w:rPr>
+        <w:t xml:space="preserve">second-order correlation learning </w:t>
+      </w:r>
+      <w:r>
+        <w:rPr>
+          <w:rFonts w:ascii="Times New Roman" w:hAnsi="Times New Roman" w:cs="Times New Roman"/>
+          <w:sz w:val="24"/>
+          <w:szCs w:val="24"/>
+        </w:rPr>
+        <w:t xml:space="preserve">to make causal inferences. Describe process. I showed that children could use such a process to make accurate causal inferences and showed that a computational model that simulated the task could reproduce infants’ responses. </w:t>
+      </w:r>
+      <w:r>
+        <w:rPr>
+          <w:rFonts w:ascii="Times New Roman" w:hAnsi="Times New Roman" w:cs="Times New Roman"/>
+          <w:sz w:val="24"/>
+          <w:szCs w:val="24"/>
+        </w:rPr>
+        <w:t xml:space="preserve"> To understand how the model achieved this match specifi</w:t>
+      </w:r>
+    </w:p>
+    <w:p>
+      <w:pPr>
+        <w:tabs>
+          <w:tab w:val="left" w:pos="720"/>
+        </w:tabs>
+        <w:ind w:firstLine="0"/>
+        <w:contextualSpacing/>
+        <w:rPr>
+          <w:rFonts w:ascii="Times New Roman" w:hAnsi="Times New Roman" w:cs="Times New Roman"/>
+          <w:sz w:val="24"/>
+          <w:szCs w:val="24"/>
+        </w:rPr>
+      </w:pPr>
+      <w:r>
+        <w:rPr>
+          <w:rFonts w:ascii="Times New Roman" w:hAnsi="Times New Roman" w:cs="Times New Roman"/>
+          <w:sz w:val="24"/>
+          <w:szCs w:val="24"/>
+        </w:rPr>
+        <w:lastRenderedPageBreak/>
         <w:tab/>
       </w:r>
     </w:p>

--- a/invitedChapter_AssociativeLearning_10082026.docx
+++ b/invitedChapter_AssociativeLearning_10082026.docx
@@ -1041,7 +1041,7 @@
           <w14:ligatures w14:val="standardContextual"/>
         </w:rPr>
         <w:drawing>
-          <wp:inline distT="0" distB="0" distL="0" distR="0" wp14:anchorId="7FF0EA29" wp14:editId="69AFE09B">
+          <wp:inline distT="0" distB="0" distL="0" distR="0" wp14:anchorId="7FF0EA29" wp14:editId="293E1A4D">
             <wp:extent cx="4657725" cy="2619970"/>
             <wp:effectExtent l="0" t="0" r="0" b="9525"/>
             <wp:docPr id="1144170308" name="Picture 1"/>
@@ -11781,23 +11781,7 @@
           <w:sz w:val="24"/>
           <w:szCs w:val="24"/>
         </w:rPr>
-        <w:t xml:space="preserve">infants’ treatment of typical and atypical object action. This is because </w:t>
-      </w:r>
-      <w:r>
-        <w:rPr>
-          <w:rFonts w:ascii="Times New Roman" w:hAnsi="Times New Roman" w:cs="Times New Roman"/>
-          <w:sz w:val="24"/>
-          <w:szCs w:val="24"/>
-        </w:rPr>
-        <w:t>it</w:t>
-      </w:r>
-      <w:r>
-        <w:rPr>
-          <w:rFonts w:ascii="Times New Roman" w:hAnsi="Times New Roman" w:cs="Times New Roman"/>
-          <w:sz w:val="24"/>
-          <w:szCs w:val="24"/>
-        </w:rPr>
-        <w:t xml:space="preserve"> assumes that infants</w:t>
+        <w:t>infants’ treatment of typical and atypical object action. This is because this account assumes that infants</w:t>
       </w:r>
       <w:r>
         <w:rPr>
@@ -11813,55 +11797,15 @@
           <w:sz w:val="24"/>
           <w:szCs w:val="24"/>
         </w:rPr>
-        <w:t xml:space="preserve">For another thing, </w:t>
-      </w:r>
-      <w:r>
-        <w:rPr>
-          <w:rFonts w:ascii="Times New Roman" w:hAnsi="Times New Roman" w:cs="Times New Roman"/>
-          <w:sz w:val="24"/>
-          <w:szCs w:val="24"/>
-        </w:rPr>
-        <w:t>a person’s or object’s surface features should have little, if any, bearing how infants perceive their causal actions.</w:t>
-      </w:r>
-      <w:r>
-        <w:rPr>
-          <w:rFonts w:ascii="Times New Roman" w:hAnsi="Times New Roman" w:cs="Times New Roman"/>
-          <w:sz w:val="24"/>
-          <w:szCs w:val="24"/>
-        </w:rPr>
-        <w:t xml:space="preserve"> </w:t>
-      </w:r>
-      <w:r>
-        <w:rPr>
-          <w:rFonts w:ascii="Times New Roman" w:hAnsi="Times New Roman" w:cs="Times New Roman"/>
-          <w:sz w:val="24"/>
-          <w:szCs w:val="24"/>
-        </w:rPr>
-        <w:t xml:space="preserve">This </w:t>
-      </w:r>
-      <w:r>
-        <w:rPr>
-          <w:rFonts w:ascii="Times New Roman" w:hAnsi="Times New Roman" w:cs="Times New Roman"/>
-          <w:sz w:val="24"/>
-          <w:szCs w:val="24"/>
-        </w:rPr>
-        <w:t>stems from the fact that this account assumes that infants represent people and objects</w:t>
-      </w:r>
-      <w:r>
-        <w:rPr>
-          <w:rFonts w:ascii="Times New Roman" w:hAnsi="Times New Roman" w:cs="Times New Roman"/>
-          <w:sz w:val="24"/>
-          <w:szCs w:val="24"/>
-        </w:rPr>
-        <w:t xml:space="preserve"> </w:t>
-      </w:r>
-      <w:r>
-        <w:rPr>
-          <w:rFonts w:ascii="Times New Roman" w:hAnsi="Times New Roman" w:cs="Times New Roman"/>
-          <w:sz w:val="24"/>
-          <w:szCs w:val="24"/>
-        </w:rPr>
-        <w:t>at a deeper, more abstract, and more conceptual level</w:t>
+        <w:t xml:space="preserve">For another thing, this account does not predict that how infants perceive people and object causal action should depend on their surface features. </w:t>
+      </w:r>
+      <w:r>
+        <w:rPr>
+          <w:rFonts w:ascii="Times New Roman" w:hAnsi="Times New Roman" w:cs="Times New Roman"/>
+          <w:sz w:val="24"/>
+          <w:szCs w:val="24"/>
+        </w:rPr>
+        <w:t>This is because infants are assumed to represent people and objects, themselves, at a deeper, more abstract, and more conceptual level</w:t>
       </w:r>
       <w:r>
         <w:rPr>
@@ -11901,15 +11845,15 @@
           <w:sz w:val="24"/>
           <w:szCs w:val="24"/>
         </w:rPr>
-        <w:t>do very little to disrupt these</w:t>
-      </w:r>
-      <w:r>
-        <w:rPr>
-          <w:rFonts w:ascii="Times New Roman" w:hAnsi="Times New Roman" w:cs="Times New Roman"/>
-          <w:sz w:val="24"/>
-          <w:szCs w:val="24"/>
-        </w:rPr>
-        <w:t xml:space="preserve"> representations. </w:t>
+        <w:t>therefore do very little to disrupt these</w:t>
+      </w:r>
+      <w:r>
+        <w:rPr>
+          <w:rFonts w:ascii="Times New Roman" w:hAnsi="Times New Roman" w:cs="Times New Roman"/>
+          <w:sz w:val="24"/>
+          <w:szCs w:val="24"/>
+        </w:rPr>
+        <w:t xml:space="preserve"> representations. A goal for future research will be to test these predictions.</w:t>
       </w:r>
     </w:p>
     <w:p>
@@ -11987,23 +11931,7 @@
           <w:sz w:val="24"/>
           <w:szCs w:val="24"/>
         </w:rPr>
-        <w:t xml:space="preserve">and represent the causal actions of people and objects, </w:t>
-      </w:r>
-      <w:r>
-        <w:rPr>
-          <w:rFonts w:ascii="Times New Roman" w:hAnsi="Times New Roman" w:cs="Times New Roman"/>
-          <w:sz w:val="24"/>
-          <w:szCs w:val="24"/>
-        </w:rPr>
-        <w:t>the</w:t>
-      </w:r>
-      <w:r>
-        <w:rPr>
-          <w:rFonts w:ascii="Times New Roman" w:hAnsi="Times New Roman" w:cs="Times New Roman"/>
-          <w:sz w:val="24"/>
-          <w:szCs w:val="24"/>
-        </w:rPr>
-        <w:t xml:space="preserve"> fact that this account can capture findings previously interpreted as evidence of innate core knowledge provides a proof of principle that simple domain-general associative learning</w:t>
+        <w:t>and represent the causal actions of people and objects, t eh fact that this account can capture findings previously interpreted as evidence of innate core knowledge provides a proof of principle that simple domain-general associative learning</w:t>
       </w:r>
       <w:r>
         <w:rPr>
@@ -12019,23 +11947,7 @@
           <w:sz w:val="24"/>
           <w:szCs w:val="24"/>
         </w:rPr>
-        <w:t>much like the sensorimotor connections in Braitenberg</w:t>
-      </w:r>
-      <w:r>
-        <w:rPr>
-          <w:rFonts w:ascii="Times New Roman" w:hAnsi="Times New Roman" w:cs="Times New Roman"/>
-          <w:sz w:val="24"/>
-          <w:szCs w:val="24"/>
-        </w:rPr>
-        <w:t>’</w:t>
-      </w:r>
-      <w:r>
-        <w:rPr>
-          <w:rFonts w:ascii="Times New Roman" w:hAnsi="Times New Roman" w:cs="Times New Roman"/>
-          <w:sz w:val="24"/>
-          <w:szCs w:val="24"/>
-        </w:rPr>
-        <w:t>s vehicles</w:t>
+        <w:t>much like the sensorimotor connections in Braitenberg's vehicles</w:t>
       </w:r>
       <w:r>
         <w:rPr>
@@ -12051,135 +11963,7 @@
           <w:sz w:val="24"/>
           <w:szCs w:val="24"/>
         </w:rPr>
-        <w:t>ay be sufficient to explain infants' looking behaviors in the corresponding studies; cognitively sophisticated, inborn core knowledge systems for representing people and objects may be</w:t>
-      </w:r>
-      <w:r>
-        <w:rPr>
-          <w:rFonts w:ascii="Times New Roman" w:hAnsi="Times New Roman" w:cs="Times New Roman"/>
-          <w:sz w:val="24"/>
-          <w:szCs w:val="24"/>
-        </w:rPr>
-        <w:t xml:space="preserve"> as</w:t>
-      </w:r>
-      <w:r>
-        <w:rPr>
-          <w:rFonts w:ascii="Times New Roman" w:hAnsi="Times New Roman" w:cs="Times New Roman"/>
-          <w:sz w:val="24"/>
-          <w:szCs w:val="24"/>
-        </w:rPr>
-        <w:t xml:space="preserve"> </w:t>
-      </w:r>
-      <w:r>
-        <w:rPr>
-          <w:rFonts w:ascii="Times New Roman" w:hAnsi="Times New Roman" w:cs="Times New Roman"/>
-          <w:sz w:val="24"/>
-          <w:szCs w:val="24"/>
-        </w:rPr>
-        <w:t xml:space="preserve">unnecessary </w:t>
-      </w:r>
-      <w:r>
-        <w:rPr>
-          <w:rFonts w:ascii="Times New Roman" w:hAnsi="Times New Roman" w:cs="Times New Roman"/>
-          <w:sz w:val="24"/>
-          <w:szCs w:val="24"/>
-        </w:rPr>
-        <w:t>for explaining these behaviors</w:t>
-      </w:r>
-      <w:r>
-        <w:rPr>
-          <w:rFonts w:ascii="Times New Roman" w:hAnsi="Times New Roman" w:cs="Times New Roman"/>
-          <w:sz w:val="24"/>
-          <w:szCs w:val="24"/>
-        </w:rPr>
-        <w:t xml:space="preserve"> </w:t>
-      </w:r>
-      <w:r>
-        <w:rPr>
-          <w:rFonts w:ascii="Times New Roman" w:hAnsi="Times New Roman" w:cs="Times New Roman"/>
-          <w:sz w:val="24"/>
-          <w:szCs w:val="24"/>
-        </w:rPr>
-        <w:t>as</w:t>
-      </w:r>
-      <w:r>
-        <w:rPr>
-          <w:rFonts w:ascii="Times New Roman" w:hAnsi="Times New Roman" w:cs="Times New Roman"/>
-          <w:sz w:val="24"/>
-          <w:szCs w:val="24"/>
-        </w:rPr>
-        <w:t xml:space="preserve"> </w:t>
-      </w:r>
-      <w:r>
-        <w:rPr>
-          <w:rFonts w:ascii="Times New Roman" w:hAnsi="Times New Roman" w:cs="Times New Roman"/>
-          <w:sz w:val="24"/>
-          <w:szCs w:val="24"/>
-        </w:rPr>
-        <w:t xml:space="preserve">the </w:t>
-      </w:r>
-      <w:r>
-        <w:rPr>
-          <w:rFonts w:ascii="Times New Roman" w:hAnsi="Times New Roman" w:cs="Times New Roman"/>
-          <w:sz w:val="24"/>
-          <w:szCs w:val="24"/>
-        </w:rPr>
-        <w:t xml:space="preserve">psychologically </w:t>
-      </w:r>
-      <w:r>
-        <w:rPr>
-          <w:rFonts w:ascii="Times New Roman" w:hAnsi="Times New Roman" w:cs="Times New Roman"/>
-          <w:sz w:val="24"/>
-          <w:szCs w:val="24"/>
-        </w:rPr>
-        <w:t xml:space="preserve">rich descriptions that </w:t>
-      </w:r>
-      <w:r>
-        <w:rPr>
-          <w:rFonts w:ascii="Times New Roman" w:hAnsi="Times New Roman" w:cs="Times New Roman"/>
-          <w:sz w:val="24"/>
-          <w:szCs w:val="24"/>
-        </w:rPr>
-        <w:t>a naïve observer</w:t>
-      </w:r>
-      <w:r>
-        <w:rPr>
-          <w:rFonts w:ascii="Times New Roman" w:hAnsi="Times New Roman" w:cs="Times New Roman"/>
-          <w:sz w:val="24"/>
-          <w:szCs w:val="24"/>
-        </w:rPr>
-        <w:t xml:space="preserve"> might use to </w:t>
-      </w:r>
-      <w:r>
-        <w:rPr>
-          <w:rFonts w:ascii="Times New Roman" w:hAnsi="Times New Roman" w:cs="Times New Roman"/>
-          <w:sz w:val="24"/>
-          <w:szCs w:val="24"/>
-        </w:rPr>
-        <w:t>characteriz</w:t>
-      </w:r>
-      <w:r>
-        <w:rPr>
-          <w:rFonts w:ascii="Times New Roman" w:hAnsi="Times New Roman" w:cs="Times New Roman"/>
-          <w:sz w:val="24"/>
-          <w:szCs w:val="24"/>
-        </w:rPr>
-        <w:t>e the seemingly intelligent and autonomous behavior of Braitenberg</w:t>
-      </w:r>
-      <w:r>
-        <w:rPr>
-          <w:rFonts w:ascii="Times New Roman" w:hAnsi="Times New Roman" w:cs="Times New Roman"/>
-          <w:sz w:val="24"/>
-          <w:szCs w:val="24"/>
-        </w:rPr>
-        <w:t>’</w:t>
-      </w:r>
-      <w:r>
-        <w:rPr>
-          <w:rFonts w:ascii="Times New Roman" w:hAnsi="Times New Roman" w:cs="Times New Roman"/>
-          <w:sz w:val="24"/>
-          <w:szCs w:val="24"/>
-        </w:rPr>
-        <w:t>s vehicles.</w:t>
+        <w:t>ay be sufficient to explain infants' looking behaviors in the corresponding studies; cognitively sophisticated, in born core knowledge systems for representing people and objects may be just as unnecessary to explain it as the psychology rich descriptions that one might use to describe the seemingly intelligent and autonomous behavior of Braitenberg's vehicles.</w:t>
       </w:r>
     </w:p>
     <w:p>
@@ -12195,6 +11979,14 @@
           <w:szCs w:val="24"/>
         </w:rPr>
       </w:pPr>
+      <w:r>
+        <w:rPr>
+          <w:rFonts w:ascii="Times New Roman" w:hAnsi="Times New Roman" w:cs="Times New Roman"/>
+          <w:sz w:val="24"/>
+          <w:szCs w:val="24"/>
+        </w:rPr>
+        <w:tab/>
+      </w:r>
     </w:p>
     <w:p>
       <w:pPr>
@@ -12205,8 +11997,6 @@
         <w:contextualSpacing/>
         <w:rPr>
           <w:rFonts w:ascii="Times New Roman" w:hAnsi="Times New Roman" w:cs="Times New Roman"/>
-          <w:b/>
-          <w:bCs/>
           <w:sz w:val="24"/>
           <w:szCs w:val="24"/>
         </w:rPr>
@@ -12214,266 +12004,9 @@
       <w:r>
         <w:rPr>
           <w:rFonts w:ascii="Times New Roman" w:hAnsi="Times New Roman" w:cs="Times New Roman"/>
-          <w:b/>
-          <w:bCs/>
-          <w:sz w:val="24"/>
-          <w:szCs w:val="24"/>
-        </w:rPr>
-        <w:t>Putting Braitenberg’s inductive dictum into practice through computational modeling</w:t>
-      </w:r>
-    </w:p>
-    <w:p>
-      <w:pPr>
-        <w:tabs>
-          <w:tab w:val="left" w:pos="720"/>
-        </w:tabs>
-        <w:contextualSpacing/>
-        <w:rPr>
-          <w:rFonts w:ascii="Times New Roman" w:hAnsi="Times New Roman" w:cs="Times New Roman"/>
-          <w:sz w:val="24"/>
-          <w:szCs w:val="24"/>
-        </w:rPr>
-      </w:pPr>
-      <w:r>
-        <w:rPr>
-          <w:rFonts w:ascii="Times New Roman" w:hAnsi="Times New Roman" w:cs="Times New Roman"/>
-          <w:sz w:val="24"/>
-          <w:szCs w:val="24"/>
-        </w:rPr>
-        <w:lastRenderedPageBreak/>
-        <w:t xml:space="preserve">The chief goal of science is to describe, predict, and explain (Allport, 1943). Achieving this goal in the human sciences means identifying the mechanisms and processes that underlie behavior and cognition. </w:t>
-      </w:r>
-      <w:r>
-        <w:rPr>
-          <w:rFonts w:ascii="Times New Roman" w:hAnsi="Times New Roman" w:cs="Times New Roman"/>
-          <w:sz w:val="24"/>
-          <w:szCs w:val="24"/>
-        </w:rPr>
-        <w:t xml:space="preserve">Yet because these mechanisms cannot be directly observed and thus must be inferred, obtaining this goal in practice is often easier said than it is done. </w:t>
-      </w:r>
-      <w:r>
-        <w:rPr>
-          <w:rFonts w:ascii="Times New Roman" w:hAnsi="Times New Roman" w:cs="Times New Roman"/>
-          <w:sz w:val="24"/>
-          <w:szCs w:val="24"/>
-        </w:rPr>
-        <w:t>The typical solution to this problem in the developmental cognitive sciences</w:t>
-      </w:r>
-      <w:r>
-        <w:rPr>
-          <w:rFonts w:ascii="Times New Roman" w:hAnsi="Times New Roman" w:cs="Times New Roman"/>
-          <w:sz w:val="24"/>
-          <w:szCs w:val="24"/>
-        </w:rPr>
-        <w:t xml:space="preserve">—to infer mechanism from observed behavior—is insufficient because, as discussed in the opening, the space of possible generating mechanisms is underconstrained by behavior. </w:t>
-      </w:r>
-      <w:r>
-        <w:rPr>
-          <w:rFonts w:ascii="Times New Roman" w:hAnsi="Times New Roman" w:cs="Times New Roman"/>
-          <w:sz w:val="24"/>
-          <w:szCs w:val="24"/>
-        </w:rPr>
-        <w:t xml:space="preserve"> </w:t>
-      </w:r>
-      <w:r>
-        <w:rPr>
-          <w:rFonts w:ascii="Times New Roman" w:hAnsi="Times New Roman" w:cs="Times New Roman"/>
-          <w:sz w:val="24"/>
-          <w:szCs w:val="24"/>
-        </w:rPr>
-        <w:t>The puzzle then is this: How can we identify the mechanisms that give rise to behavior if attempting to infer them from behavior alone is insufficient?</w:t>
-      </w:r>
-      <w:r>
-        <w:rPr>
-          <w:rFonts w:ascii="Times New Roman" w:hAnsi="Times New Roman" w:cs="Times New Roman"/>
-          <w:sz w:val="24"/>
-          <w:szCs w:val="24"/>
-        </w:rPr>
-        <w:t xml:space="preserve"> </w:t>
-      </w:r>
-      <w:r>
-        <w:rPr>
-          <w:rFonts w:ascii="Times New Roman" w:hAnsi="Times New Roman" w:cs="Times New Roman"/>
-          <w:sz w:val="24"/>
-          <w:szCs w:val="24"/>
-        </w:rPr>
-        <w:t xml:space="preserve">I suggest that </w:t>
-      </w:r>
-      <w:r>
-        <w:rPr>
-          <w:rFonts w:ascii="Times New Roman" w:hAnsi="Times New Roman" w:cs="Times New Roman"/>
-          <w:sz w:val="24"/>
-          <w:szCs w:val="24"/>
-        </w:rPr>
-        <w:t>computational modeling is the answer</w:t>
-      </w:r>
-      <w:r>
-        <w:rPr>
-          <w:rFonts w:ascii="Times New Roman" w:hAnsi="Times New Roman" w:cs="Times New Roman"/>
-          <w:sz w:val="24"/>
-          <w:szCs w:val="24"/>
-        </w:rPr>
-        <w:t>.</w:t>
-      </w:r>
-      <w:r>
-        <w:rPr>
-          <w:rFonts w:ascii="Times New Roman" w:hAnsi="Times New Roman" w:cs="Times New Roman"/>
-          <w:sz w:val="24"/>
-          <w:szCs w:val="24"/>
-        </w:rPr>
-        <w:t xml:space="preserve"> </w:t>
-      </w:r>
-      <w:r>
-        <w:rPr>
-          <w:rFonts w:ascii="Times New Roman" w:hAnsi="Times New Roman" w:cs="Times New Roman"/>
-          <w:sz w:val="24"/>
-          <w:szCs w:val="24"/>
-        </w:rPr>
-        <w:t>Computational modeling offers many different benefits</w:t>
-      </w:r>
-      <w:r>
-        <w:rPr>
-          <w:rFonts w:ascii="Times New Roman" w:hAnsi="Times New Roman" w:cs="Times New Roman"/>
-          <w:sz w:val="24"/>
-          <w:szCs w:val="24"/>
-        </w:rPr>
-        <w:t>, some of which have already been illustrated</w:t>
-      </w:r>
-      <w:r>
-        <w:rPr>
-          <w:rFonts w:ascii="Times New Roman" w:hAnsi="Times New Roman" w:cs="Times New Roman"/>
-          <w:sz w:val="24"/>
-          <w:szCs w:val="24"/>
-        </w:rPr>
-        <w:t>.</w:t>
-      </w:r>
-      <w:r>
-        <w:rPr>
-          <w:rFonts w:ascii="Times New Roman" w:hAnsi="Times New Roman" w:cs="Times New Roman"/>
-          <w:sz w:val="24"/>
-          <w:szCs w:val="24"/>
-        </w:rPr>
-        <w:t xml:space="preserve"> </w:t>
-      </w:r>
-      <w:r>
-        <w:rPr>
-          <w:rFonts w:ascii="Times New Roman" w:hAnsi="Times New Roman" w:cs="Times New Roman"/>
-          <w:sz w:val="24"/>
-          <w:szCs w:val="24"/>
-        </w:rPr>
-        <w:t xml:space="preserve">One is that computational models can establish whether a particular mechanism is sufficient to produce a given pattern of behavior. Another is that computational models generate predictions that can be tested in future behavioral studies.  Both of these benefits were illustrated in the previous section. </w:t>
-      </w:r>
-      <w:r>
-        <w:rPr>
-          <w:rFonts w:ascii="Times New Roman" w:hAnsi="Times New Roman" w:cs="Times New Roman"/>
-          <w:sz w:val="24"/>
-          <w:szCs w:val="24"/>
-        </w:rPr>
-        <w:t xml:space="preserve">For example, </w:t>
-      </w:r>
-      <w:r>
-        <w:rPr>
-          <w:rFonts w:ascii="Times New Roman" w:hAnsi="Times New Roman" w:cs="Times New Roman"/>
-          <w:sz w:val="24"/>
-          <w:szCs w:val="24"/>
-        </w:rPr>
-        <w:t xml:space="preserve">I showed that a computational instantiation of the associative-learning account discussed in the previous section was able to </w:t>
-      </w:r>
-      <w:r>
-        <w:rPr>
-          <w:rFonts w:ascii="Times New Roman" w:hAnsi="Times New Roman" w:cs="Times New Roman"/>
-          <w:sz w:val="24"/>
-          <w:szCs w:val="24"/>
-        </w:rPr>
-        <w:t>reproduce findings previously attributed to innate core knowledge This speaks to the broader ability of computational models to establish whether a particular mechanism is sufficient to generate a given pattern of behavior</w:t>
-      </w:r>
-      <w:r>
-        <w:rPr>
-          <w:rFonts w:ascii="Times New Roman" w:hAnsi="Times New Roman" w:cs="Times New Roman"/>
-          <w:sz w:val="24"/>
-          <w:szCs w:val="24"/>
-        </w:rPr>
-        <w:t xml:space="preserve">. </w:t>
-      </w:r>
-      <w:r>
-        <w:rPr>
-          <w:rFonts w:ascii="Times New Roman" w:hAnsi="Times New Roman" w:cs="Times New Roman"/>
-          <w:sz w:val="24"/>
-          <w:szCs w:val="24"/>
-        </w:rPr>
-        <w:t xml:space="preserve">Here I want to describe </w:t>
-      </w:r>
-      <w:r>
-        <w:rPr>
-          <w:rFonts w:ascii="Times New Roman" w:hAnsi="Times New Roman" w:cs="Times New Roman"/>
-          <w:sz w:val="24"/>
-          <w:szCs w:val="24"/>
-        </w:rPr>
-        <w:t>an additional benefit.</w:t>
-      </w:r>
-      <w:r>
-        <w:rPr>
-          <w:rFonts w:ascii="Times New Roman" w:hAnsi="Times New Roman" w:cs="Times New Roman"/>
-          <w:sz w:val="24"/>
-          <w:szCs w:val="24"/>
-        </w:rPr>
-        <w:t xml:space="preserve"> Although I did not take this step in Benton (2025), I did take it in a recent paper </w:t>
-      </w:r>
-      <w:r>
-        <w:rPr>
-          <w:rFonts w:ascii="Times New Roman" w:hAnsi="Times New Roman" w:cs="Times New Roman"/>
-          <w:sz w:val="24"/>
-          <w:szCs w:val="24"/>
-        </w:rPr>
-        <w:t xml:space="preserve">that examined whether 2-, 3-, and 4-year-olds can use a process called </w:t>
-      </w:r>
-      <w:r>
-        <w:rPr>
-          <w:rFonts w:ascii="Times New Roman" w:hAnsi="Times New Roman" w:cs="Times New Roman"/>
-          <w:i/>
-          <w:iCs/>
-          <w:sz w:val="24"/>
-          <w:szCs w:val="24"/>
-        </w:rPr>
-        <w:t xml:space="preserve">second-order correlation learning </w:t>
-      </w:r>
-      <w:r>
-        <w:rPr>
-          <w:rFonts w:ascii="Times New Roman" w:hAnsi="Times New Roman" w:cs="Times New Roman"/>
-          <w:sz w:val="24"/>
-          <w:szCs w:val="24"/>
-        </w:rPr>
-        <w:t xml:space="preserve">to make causal inferences. Describe process. I showed that children could use such a process to make accurate causal inferences and showed that a computational model that simulated the task could reproduce infants’ responses. </w:t>
-      </w:r>
-      <w:r>
-        <w:rPr>
-          <w:rFonts w:ascii="Times New Roman" w:hAnsi="Times New Roman" w:cs="Times New Roman"/>
-          <w:sz w:val="24"/>
-          <w:szCs w:val="24"/>
-        </w:rPr>
-        <w:t xml:space="preserve"> To understand how the model achieved this match specifi</w:t>
-      </w:r>
-    </w:p>
-    <w:p>
-      <w:pPr>
-        <w:tabs>
-          <w:tab w:val="left" w:pos="720"/>
-        </w:tabs>
-        <w:ind w:firstLine="0"/>
-        <w:contextualSpacing/>
-        <w:rPr>
-          <w:rFonts w:ascii="Times New Roman" w:hAnsi="Times New Roman" w:cs="Times New Roman"/>
-          <w:sz w:val="24"/>
-          <w:szCs w:val="24"/>
-        </w:rPr>
-      </w:pPr>
-      <w:r>
-        <w:rPr>
-          <w:rFonts w:ascii="Times New Roman" w:hAnsi="Times New Roman" w:cs="Times New Roman"/>
-          <w:sz w:val="24"/>
-          <w:szCs w:val="24"/>
-        </w:rPr>
-        <w:lastRenderedPageBreak/>
+          <w:sz w:val="24"/>
+          <w:szCs w:val="24"/>
+        </w:rPr>
         <w:tab/>
       </w:r>
     </w:p>
